--- a/datasets/production-like-corpus/corpus/it/IT-004_账号角色与权限管理规范.docx
+++ b/datasets/production-like-corpus/corpus/it/IT-004_账号角色与权限管理规范.docx
@@ -102,57 +102,6 @@
                 <w:rFonts w:ascii="Microsoft YaHei" w:hAnsi="Microsoft YaHei"/>
                 <w:sz w:val="18"/>
               </w:rPr>
-              <w:t>文档ID</w:t>
-            </w:r>
-          </w:p>
-        </w:tc>
-        <w:tc>
-          <w:tcPr>
-            <w:tcW w:type="dxa" w:w="6520"/>
-            <w:vAlign w:val="center"/>
-            <w:tcMar>
-              <w:top w:w="100" w:type="dxa"/>
-              <w:start w:w="120" w:type="dxa"/>
-              <w:bottom w:w="100" w:type="dxa"/>
-              <w:end w:w="120" w:type="dxa"/>
-            </w:tcMar>
-          </w:tcPr>
-          <w:p>
-            <w:pPr>
-              <w:spacing w:after="20"/>
-            </w:pPr>
-            <w:r>
-              <w:rPr>
-                <w:rFonts w:ascii="Microsoft YaHei" w:hAnsi="Microsoft YaHei"/>
-                <w:sz w:val="18"/>
-              </w:rPr>
-              <w:t>IT-004</w:t>
-            </w:r>
-          </w:p>
-        </w:tc>
-      </w:tr>
-      <w:tr>
-        <w:tc>
-          <w:tcPr>
-            <w:tcW w:type="dxa" w:w="2268"/>
-            <w:vAlign w:val="center"/>
-            <w:tcMar>
-              <w:top w:w="100" w:type="dxa"/>
-              <w:start w:w="120" w:type="dxa"/>
-              <w:bottom w:w="100" w:type="dxa"/>
-              <w:end w:w="120" w:type="dxa"/>
-            </w:tcMar>
-            <w:shd w:fill="D9E2F3"/>
-          </w:tcPr>
-          <w:p>
-            <w:pPr>
-              <w:spacing w:after="20"/>
-            </w:pPr>
-            <w:r>
-              <w:rPr>
-                <w:rFonts w:ascii="Microsoft YaHei" w:hAnsi="Microsoft YaHei"/>
-                <w:sz w:val="18"/>
-              </w:rPr>
               <w:t>版本</w:t>
             </w:r>
           </w:p>
@@ -193,7 +142,7 @@
               <w:bottom w:w="100" w:type="dxa"/>
               <w:end w:w="120" w:type="dxa"/>
             </w:tcMar>
-            <w:shd w:fill="EAF0F8"/>
+            <w:shd w:fill="D9E2F3"/>
           </w:tcPr>
           <w:p>
             <w:pPr>
@@ -244,7 +193,7 @@
               <w:bottom w:w="100" w:type="dxa"/>
               <w:end w:w="120" w:type="dxa"/>
             </w:tcMar>
-            <w:shd w:fill="D9E2F3"/>
+            <w:shd w:fill="EAF0F8"/>
           </w:tcPr>
           <w:p>
             <w:pPr>
@@ -295,7 +244,7 @@
               <w:bottom w:w="100" w:type="dxa"/>
               <w:end w:w="120" w:type="dxa"/>
             </w:tcMar>
-            <w:shd w:fill="EAF0F8"/>
+            <w:shd w:fill="D9E2F3"/>
           </w:tcPr>
           <w:p>
             <w:pPr>
@@ -346,7 +295,7 @@
               <w:bottom w:w="100" w:type="dxa"/>
               <w:end w:w="120" w:type="dxa"/>
             </w:tcMar>
-            <w:shd w:fill="D9E2F3"/>
+            <w:shd w:fill="EAF0F8"/>
           </w:tcPr>
           <w:p>
             <w:pPr>
@@ -397,7 +346,7 @@
               <w:bottom w:w="100" w:type="dxa"/>
               <w:end w:w="120" w:type="dxa"/>
             </w:tcMar>
-            <w:shd w:fill="EAF0F8"/>
+            <w:shd w:fill="D9E2F3"/>
           </w:tcPr>
           <w:p>
             <w:pPr>
@@ -448,7 +397,7 @@
               <w:bottom w:w="100" w:type="dxa"/>
               <w:end w:w="120" w:type="dxa"/>
             </w:tcMar>
-            <w:shd w:fill="D9E2F3"/>
+            <w:shd w:fill="EAF0F8"/>
           </w:tcPr>
           <w:p>
             <w:pPr>
@@ -499,7 +448,7 @@
               <w:bottom w:w="100" w:type="dxa"/>
               <w:end w:w="120" w:type="dxa"/>
             </w:tcMar>
-            <w:shd w:fill="EAF0F8"/>
+            <w:shd w:fill="D9E2F3"/>
           </w:tcPr>
           <w:p>
             <w:pPr>
@@ -568,30 +517,22 @@
     </w:p>
     <w:p>
       <w:r>
-        <w:rPr>
-          <w:b/>
-        </w:rPr>
-        <w:t>规则条款：离职员工权限在最后工作日完成回收。该条款的适用对象、条件和证据应结合本章上下文判断，不得脱离有效版本单独引用。</w:t>
+        <w:t>【操作步骤】第一步保全总则办理记录并建立基线；第二步由值班角色确认服务健康度；第三步以业务探针、监控指标和用户侧结果交叉验证。每一步都在VPN网关记录命令或动作、执行人、开始与结束时间。若结果与预期不一致，只允许回到上一已验证状态，禁止并行尝试多个不可逆方案。为降低操作扰动，验证样本应从小到大扩展，并在每个阶段设置停止条件；未达到停止条件前不进入下一阶段。</w:t>
       </w:r>
     </w:p>
     <w:p>
       <w:r>
-        <w:t>【操作步骤】第一步保全复核意见并建立基线；第二步由值班角色确认服务健康度；第三步以业务探针、监控指标和用户侧结果交叉验证。每一步都在VPN网关记录命令或动作、执行人、开始与结束时间。若结果与预期不一致，只允许回到上一已验证状态，禁止并行尝试多个不可逆方案。为降低操作扰动，验证样本应从小到大扩展，并在每个阶段设置停止条件；未达到停止条件前不进入下一阶段。</w:t>
+        <w:t>【异常与升级】出现总则的适用条件、责任边界或版本口径被混淆、连续两次验证失败或影响扩散时，服务台工程师立即停止重复操作并通知项目Owner。升级信息至少包括总则事项、影响范围、已做检查、当前假设和可执行回滚点；紧急处置可先隔离故障面，但事后必须补齐审批和总则办理记录。无法在本节边界内恢复时，转入事故响应流程而不是继续试错。升级不等同于移交责任，原经办人仍需保持信息连续，直到接手人明确复述现状、风险和下一验证动作。</w:t>
       </w:r>
     </w:p>
     <w:p>
       <w:r>
-        <w:t>【异常与升级】出现证书过期、连续两次验证失败或影响扩散时，服务台工程师立即停止重复操作并通知项目Owner。升级信息至少包括MFA令牌、影响范围、已做检查、当前假设和可执行回滚点；紧急处置可先隔离故障面，但事后必须补齐审批和时间线。无法在本节边界内恢复时，转入事故响应流程而不是继续试错。升级不等同于移交责任，原经办人仍需保持信息连续，直到接手人明确复述现状、风险和下一验证动作。</w:t>
+        <w:t>【收尾与附件】恢复后由网络值班工程师复核监控、访问控制和业务结果，系统管理员在GitLab关闭临时权限或绕行配置。工单附件应包含脱敏日志、验证截图、配置差异、回滚结果和时间线；附件名使用请求编号与日期，不上传口令、令牌或完整客户数据。值班交接只记录未决事项，已完成步骤不得作为后续轮次的默认假设。归档前删除本地临时副本，确认附件可由授权角色重放验证；仅用于讨论的草稿和过期截图标记为非证据材料。</w:t>
       </w:r>
     </w:p>
     <w:p>
       <w:r>
-        <w:t>权限工单必须区分OA权限、GitLab权限、普通数据库权限、生产数据库只读权限、生产数据库写权限和采购审批权限；一个流程的批准不得替代另一个控制域。</w:t>
-      </w:r>
-    </w:p>
-    <w:p>
-      <w:r>
-        <w:t>【适用场景】“总则”用于处理终端基线相关的标准请求和异常。典型入口是日志出现连续告警，但该现象也可能由配置未同步引起；因此网络值班工程师必须先界定用户、环境、开始时间与影响面，再选择操作路径。测试、预发布与生产环境的记录不得混用，未确认对象身份时不得执行写操作。边界确认完成后，在工单摘要中注明本次不处理的相邻问题，避免后续人员把总则与其他场景合并判断。</w:t>
+        <w:t>【适用场景】“总则”用于处理总则事项相关的标准请求和异常。典型入口是监控指标持续偏离基线，但该现象也可能由网络路径发生漂移引起；因此网络值班工程师必须先界定用户、环境、开始时间与影响面，再选择操作路径。测试、预发布与生产环境的记录不得混用，未确认对象身份时不得执行写操作。边界确认完成后，在工单摘要中注明本次不处理的相邻问题，避免后续人员把总则与其他场景合并判断。</w:t>
       </w:r>
     </w:p>
     <w:p>
@@ -617,30 +558,22 @@
     </w:p>
     <w:p>
       <w:r>
-        <w:rPr>
-          <w:b/>
-        </w:rPr>
-        <w:t>规则条款：GitLab权限由项目Owner审批。该条款的适用对象、条件和证据应结合本章上下文判断，不得脱离有效版本单独引用。</w:t>
+        <w:t>【异常与升级】出现账号生命周期的适用条件、责任边界或版本口径被混淆、连续两次验证失败或影响扩散时，员工立即停止重复操作并通知项目Owner。升级信息至少包括账号生命周期事项、影响范围、已做检查、当前假设和可执行回滚点；紧急处置可先隔离故障面，但事后必须补齐审批和账号生命周期办理记录。无法在本节边界内恢复时，转入事故响应流程而不是继续试错。升级不等同于移交责任，原经办人仍需保持信息连续，直到接手人明确复述现状、风险和下一验证动作。</w:t>
       </w:r>
     </w:p>
     <w:p>
       <w:r>
-        <w:t>【异常与升级】出现证书过期、连续两次验证失败或影响扩散时，员工立即停止重复操作并通知项目Owner。升级信息至少包括设备证书、影响范围、已做检查、当前假设和可执行回滚点；紧急处置可先隔离故障面，但事后必须补齐审批和交接清单。无法在本节边界内恢复时，转入事故响应流程而不是继续试错。升级不等同于移交责任，原经办人仍需保持信息连续，直到接手人明确复述现状、风险和下一验证动作。</w:t>
+        <w:t>【收尾与附件】恢复后由网络值班工程师复核监控、访问控制和业务结果，服务台工程师在服务台关闭临时权限或绕行配置。工单附件应包含脱敏日志、验证截图、配置差异、回滚结果和时间线；附件名使用请求编号与日期，不上传口令、令牌或完整客户数据。值班交接只记录未决事项，已完成步骤不得作为后续轮次的默认假设。归档前删除本地临时副本，确认附件可由授权角色重放验证；仅用于讨论的草稿和过期截图标记为非证据材料。</w:t>
       </w:r>
     </w:p>
     <w:p>
       <w:r>
-        <w:t>【收尾与附件】恢复后由网络值班工程师复核监控、访问控制和业务结果，服务台工程师在GitLab关闭临时权限或绕行配置。工单附件应包含脱敏日志、验证截图、配置差异、回滚结果和时间线；附件名使用请求编号与日期，不上传口令、令牌或完整客户数据。值班交接只记录未决事项，已完成步骤不得作为后续轮次的默认假设。归档前删除本地临时副本，确认附件可由授权角色重放验证；仅用于讨论的草稿和过期截图标记为非证据材料。</w:t>
+        <w:t>【适用场景】“账号生命周期”用于处理账号生命周期事项相关的标准请求和异常。典型入口是权限校验结果与预期不一致，但该现象也可能由依赖服务异常引起；因此服务台工程师必须先界定用户、环境、开始时间与影响面，再选择操作路径。测试、预发布与生产环境的记录不得混用，未确认对象身份时不得执行写操作。边界确认完成后，在工单摘要中注明本次不处理的相邻问题，避免后续人员把账号生命周期与其他场景合并判断。</w:t>
       </w:r>
     </w:p>
     <w:p>
       <w:r>
-        <w:t>【适用场景】“账号生命周期”用于处理MFA令牌相关的标准请求和异常。典型入口是任务执行后状态未收敛，但该现象也可能由依赖服务异常引起；因此服务台工程师必须先界定用户、环境、开始时间与影响面，再选择操作路径。测试、预发布与生产环境的记录不得混用，未确认对象身份时不得执行写操作。边界确认完成后，在工单摘要中注明本次不处理的相邻问题，避免后续人员把账号生命周期与其他场景合并判断。</w:t>
-      </w:r>
-    </w:p>
-    <w:p>
-      <w:r>
-        <w:t>【前置检查】开始前由服务台工程师确认影响范围和开始时间，并在VPN网关核对权限工单的当前状态、最近变更和依赖健康度。员工负责确认权限与窗口是否有效。遇到信息缺失时先补充时间戳、请求编号和复现条件，不以截图代替原始日志，也不得为赶进度跳过只读检查。检查结论应写成可复核的事实，而不是“正常”“已看过”等模糊描述；取证时间与VPN网关时钟存在偏差时一并备注。</w:t>
+        <w:t>【前置检查】开始前由服务台工程师使用只读手段复核关键配置，并在GitLab核对账号生命周期事项的当前状态、最近变更和依赖健康度。员工负责确认权限与窗口是否有效。遇到信息缺失时先补充时间戳、请求编号和复现条件，不以截图代替原始日志，也不得为赶进度跳过只读检查。检查结论应写成可复核的事实，而不是“正常”“已看过”等模糊描述；取证时间与GitLab时钟存在偏差时一并备注。</w:t>
       </w:r>
     </w:p>
     <w:p>
@@ -674,22 +607,22 @@
     </w:p>
     <w:p>
       <w:r>
-        <w:t>【收尾与附件】恢复后由项目Owner复核监控、访问控制和业务结果，服务台工程师在GitLab关闭临时权限或绕行配置。工单附件应包含脱敏日志、验证截图、配置差异、回滚结果和时间线；附件名使用请求编号与日期，不上传口令、令牌或完整客户数据。值班交接只记录未决事项，已完成步骤不得作为后续轮次的默认假设。归档前删除本地临时副本，确认附件可由授权角色重放验证；仅用于讨论的草稿和过期截图标记为非证据材料。</w:t>
+        <w:t>【收尾与附件】恢复后由项目Owner复核监控、访问控制和业务结果，服务台工程师在终端管理平台关闭临时权限或绕行配置。工单附件应包含脱敏日志、验证截图、配置差异、回滚结果和时间线；附件名使用请求编号与日期，不上传口令、令牌或完整客户数据。值班交接只记录未决事项，已完成步骤不得作为后续轮次的默认假设。归档前删除本地临时副本，确认附件可由授权角色重放验证；仅用于讨论的草稿和过期截图标记为非证据材料。</w:t>
       </w:r>
     </w:p>
     <w:p>
       <w:r>
-        <w:t>【适用场景】“OA权限”用于处理权限工单相关的标准请求和异常。典型入口是任务执行后状态未收敛，但该现象也可能由配置未同步引起；因此系统管理员必须先界定用户、环境、开始时间与影响面，再选择操作路径。测试、预发布与生产环境的记录不得混用，未确认对象身份时不得执行写操作。边界确认完成后，在工单摘要中注明本次不处理的相邻问题，避免后续人员把OA权限与其他场景合并判断。</w:t>
+        <w:t>【适用场景】“OA权限”用于处理OA权限事项相关的标准请求和异常。典型入口是登录失败且重试无效，但该现象也可能由变更影响未完全隔离引起；因此系统管理员必须先界定用户、环境、开始时间与影响面，再选择操作路径。测试、预发布与生产环境的记录不得混用，未确认对象身份时不得执行写操作。边界确认完成后，在工单摘要中注明本次不处理的相邻问题，避免后续人员把OA权限与其他场景合并判断。</w:t>
       </w:r>
     </w:p>
     <w:p>
       <w:r>
-        <w:t>【前置检查】开始前由项目Owner使用只读手段复核关键配置，并在终端管理平台核对MFA令牌的当前状态、最近变更和依赖健康度。员工负责确认权限与窗口是否有效。遇到信息缺失时先补充时间戳、请求编号和复现条件，不以截图代替原始日志，也不得为赶进度跳过只读检查。检查结论应写成可复核的事实，而不是“正常”“已看过”等模糊描述；取证时间与终端管理平台时钟存在偏差时一并备注。</w:t>
+        <w:t>【前置检查】开始前由项目Owner核对最近变更与依赖状态，并在VPN网关核对OA权限事项的当前状态、最近变更和依赖健康度。员工负责确认权限与窗口是否有效。遇到信息缺失时先补充时间戳、请求编号和复现条件，不以截图代替原始日志，也不得为赶进度跳过只读检查。检查结论应写成可复核的事实，而不是“正常”“已看过”等模糊描述；取证时间与VPN网关时钟存在偏差时一并备注。</w:t>
       </w:r>
     </w:p>
     <w:p>
       <w:r>
-        <w:t>【操作步骤】第一步保全复核意见并建立基线；第二步先隔离影响再恢复单一节点；第三步以业务探针、监控指标和用户侧结果交叉验证。每一步都在服务台记录命令或动作、执行人、开始与结束时间。若结果与预期不一致，只允许回到上一已验证状态，禁止并行尝试多个不可逆方案。为降低操作扰动，验证样本应从小到大扩展，并在每个阶段设置停止条件；未达到停止条件前不进入下一阶段。</w:t>
+        <w:t>【操作步骤】第一步保全OA权限办理记录并建立基线；第二步按操作顺序逐项验证并记录结果；第三步以业务探针、监控指标和用户侧结果交叉验证。每一步都在终端管理平台记录命令或动作、执行人、开始与结束时间。若结果与预期不一致，只允许回到上一已验证状态，禁止并行尝试多个不可逆方案。为降低操作扰动，验证样本应从小到大扩展，并在每个阶段设置停止条件；未达到停止条件前不进入下一阶段。</w:t>
       </w:r>
     </w:p>
     <w:p>
@@ -718,27 +651,27 @@
         <w:rPr>
           <w:b/>
         </w:rPr>
-        <w:t>规则条款：生产数据库权限不遵循普通OA权限流程。该条款的适用对象、条件和证据应结合本章上下文判断，不得脱离有效版本单独引用。</w:t>
+        <w:t>规则条款：GitLab权限由项目Owner审批。该条款的适用对象、条件和证据应结合本章上下文判断，不得脱离有效版本单独引用。</w:t>
       </w:r>
     </w:p>
     <w:p>
       <w:r>
-        <w:t>【适用场景】“GitLab权限”用于处理客户端日志相关的标准请求和异常。典型入口是权限校验结果与预期不一致，但该现象也可能由证书或凭据失效引起；因此系统管理员必须先界定用户、环境、开始时间与影响面，再选择操作路径。测试、预发布与生产环境的记录不得混用，未确认对象身份时不得执行写操作。边界确认完成后，在工单摘要中注明本次不处理的相邻问题，避免后续人员把GitLab权限与其他场景合并判断。</w:t>
+        <w:t>【适用场景】“GitLab权限”用于处理GitLab权限事项相关的标准请求和异常。典型入口是任务执行后状态未收敛，但该现象也可能由网络路径发生漂移引起；因此系统管理员必须先界定用户、环境、开始时间与影响面，再选择操作路径。测试、预发布与生产环境的记录不得混用，未确认对象身份时不得执行写操作。边界确认完成后，在工单摘要中注明本次不处理的相邻问题，避免后续人员把GitLab权限与其他场景合并判断。</w:t>
       </w:r>
     </w:p>
     <w:p>
       <w:r>
-        <w:t>【前置检查】开始前由系统管理员核对最近变更与依赖状态，并在GitLab核对客户端日志的当前状态、最近变更和依赖健康度。员工负责确认权限与窗口是否有效。遇到信息缺失时先补充时间戳、请求编号和复现条件，不以截图代替原始日志，也不得为赶进度跳过只读检查。检查结论应写成可复核的事实，而不是“正常”“已看过”等模糊描述；取证时间与GitLab时钟存在偏差时一并备注。</w:t>
+        <w:t>【前置检查】开始前由系统管理员核对最近变更与依赖状态，并在终端管理平台核对GitLab权限事项的当前状态、最近变更和依赖健康度。员工负责确认权限与窗口是否有效。遇到信息缺失时先补充时间戳、请求编号和复现条件，不以截图代替原始日志，也不得为赶进度跳过只读检查。检查结论应写成可复核的事实，而不是“正常”“已看过”等模糊描述；取证时间与终端管理平台时钟存在偏差时一并备注。</w:t>
       </w:r>
     </w:p>
     <w:p>
       <w:r>
-        <w:t>【操作步骤】第一步保全审批记录并建立基线；第二步先隔离影响再恢复单一节点；第三步以业务探针、监控指标和用户侧结果交叉验证。每一步都在VPN网关记录命令或动作、执行人、开始与结束时间。若结果与预期不一致，只允许回到上一已验证状态，禁止并行尝试多个不可逆方案。为降低操作扰动，验证样本应从小到大扩展，并在每个阶段设置停止条件；未达到停止条件前不进入下一阶段。</w:t>
+        <w:t>【操作步骤】第一步保全GitLab权限办理记录并建立基线；第二步先隔离影响再恢复单一节点；第三步以业务探针、监控指标和用户侧结果交叉验证。每一步都在终端管理平台记录命令或动作、执行人、开始与结束时间。若结果与预期不一致，只允许回到上一已验证状态，禁止并行尝试多个不可逆方案。为降低操作扰动，验证样本应从小到大扩展，并在每个阶段设置停止条件；未达到停止条件前不进入下一阶段。</w:t>
       </w:r>
     </w:p>
     <w:p>
       <w:r>
-        <w:t>【异常与升级】出现配置漂移、连续两次验证失败或影响扩散时，项目Owner立即停止重复操作并通知员工。升级信息至少包括账号、影响范围、已做检查、当前假设和可执行回滚点；紧急处置可先隔离故障面，但事后必须补齐审批和时间线。无法在本节边界内恢复时，转入事故响应流程而不是继续试错。升级不等同于移交责任，原经办人仍需保持信息连续，直到接手人明确复述现状、风险和下一验证动作。</w:t>
+        <w:t>【异常与升级】出现GitLab权限的适用条件、责任边界或版本口径被混淆、连续两次验证失败或影响扩散时，项目Owner立即停止重复操作并通知员工。升级信息至少包括GitLab权限事项、影响范围、已做检查、当前假设和可执行回滚点；紧急处置可先隔离故障面，但事后必须补齐审批和GitLab权限办理记录。无法在本节边界内恢复时，转入事故响应流程而不是继续试错。升级不等同于移交责任，原经办人仍需保持信息连续，直到接手人明确复述现状、风险和下一验证动作。</w:t>
       </w:r>
     </w:p>
     <w:p>
@@ -764,25 +697,17 @@
     </w:p>
     <w:p>
       <w:r>
-        <w:rPr>
-          <w:b/>
-        </w:rPr>
-        <w:t>规则条款：离职账号必须统一回收。该条款的适用对象、条件和证据应结合本章上下文判断，不得脱离有效版本单独引用。</w:t>
+        <w:t>【前置检查】开始前由项目Owner核对最近变更与依赖状态，并在GitLab核对普通数据库权限事项的当前状态、最近变更和依赖健康度。网络值班工程师负责确认权限与窗口是否有效。遇到信息缺失时先补充时间戳、请求编号和复现条件，不以截图代替原始日志，也不得为赶进度跳过只读检查。检查结论应写成可复核的事实，而不是“正常”“已看过”等模糊描述；取证时间与GitLab时钟存在偏差时一并备注。</w:t>
       </w:r>
     </w:p>
     <w:p>
       <w:r>
-        <w:t>【前置检查】开始前由项目Owner使用只读手段复核关键配置，并在服务台核对权限工单的当前状态、最近变更和依赖健康度。网络值班工程师负责确认权限与窗口是否有效。遇到信息缺失时先补充时间戳、请求编号和复现条件，不以截图代替原始日志，也不得为赶进度跳过只读检查。检查结论应写成可复核的事实，而不是“正常”“已看过”等模糊描述；取证时间与服务台时钟存在偏差时一并备注。</w:t>
+        <w:t>【操作步骤】第一步保全普通数据库权限办理记录并建立基线；第二步在受控窗口执行修复；第三步以业务探针、监控指标和用户侧结果交叉验证。每一步都在服务台记录命令或动作、执行人、开始与结束时间。若结果与预期不一致，只允许回到上一已验证状态，禁止并行尝试多个不可逆方案。为降低操作扰动，验证样本应从小到大扩展，并在每个阶段设置停止条件；未达到停止条件前不进入下一阶段。</w:t>
       </w:r>
     </w:p>
     <w:p>
       <w:r>
-        <w:t>【操作步骤】第一步保全时间线并建立基线；第二步由值班角色确认服务健康度；第三步以业务探针、监控指标和用户侧结果交叉验证。每一步都在服务台记录命令或动作、执行人、开始与结束时间。若结果与预期不一致，只允许回到上一已验证状态，禁止并行尝试多个不可逆方案。为降低操作扰动，验证样本应从小到大扩展，并在每个阶段设置停止条件；未达到停止条件前不进入下一阶段。</w:t>
-      </w:r>
-    </w:p>
-    <w:p>
-      <w:r>
-        <w:t>【异常与升级】出现错误码误判、连续两次验证失败或影响扩散时，系统管理员立即停止重复操作并通知网络值班工程师。升级信息至少包括账号、影响范围、已做检查、当前假设和可执行回滚点；紧急处置可先隔离故障面，但事后必须补齐审批和复核意见。无法在本节边界内恢复时，转入事故响应流程而不是继续试错。升级不等同于移交责任，原经办人仍需保持信息连续，直到接手人明确复述现状、风险和下一验证动作。</w:t>
+        <w:t>【异常与升级】出现普通数据库权限的适用条件、责任边界或版本口径被混淆、连续两次验证失败或影响扩散时，系统管理员立即停止重复操作并通知网络值班工程师。升级信息至少包括普通数据库权限事项、影响范围、已做检查、当前假设和可执行回滚点；紧急处置可先隔离故障面，但事后必须补齐审批和普通数据库权限办理记录。无法在本节边界内恢复时，转入事故响应流程而不是继续试错。升级不等同于移交责任，原经办人仍需保持信息连续，直到接手人明确复述现状、风险和下一验证动作。</w:t>
       </w:r>
     </w:p>
     <w:p>
@@ -813,30 +738,22 @@
     </w:p>
     <w:p>
       <w:r>
-        <w:rPr>
-          <w:b/>
-        </w:rPr>
-        <w:t>规则条款：普通IT账号权限不能替代生产数据访问审批。该条款的适用对象、条件和证据应结合本章上下文判断，不得脱离有效版本单独引用。</w:t>
+        <w:t>【操作步骤】第一步保全角色复核办理记录并建立基线；第二步先隔离影响再恢复单一节点；第三步以业务探针、监控指标和用户侧结果交叉验证。每一步都在VPN网关记录命令或动作、执行人、开始与结束时间。若结果与预期不一致，只允许回到上一已验证状态，禁止并行尝试多个不可逆方案。为降低操作扰动，验证样本应从小到大扩展，并在每个阶段设置停止条件；未达到停止条件前不进入下一阶段。</w:t>
       </w:r>
     </w:p>
     <w:p>
       <w:r>
-        <w:t>【操作步骤】第一步保全审批记录并建立基线；第二步由值班角色确认服务健康度；第三步以业务探针、监控指标和用户侧结果交叉验证。每一步都在终端管理平台记录命令或动作、执行人、开始与结束时间。若结果与预期不一致，只允许回到上一已验证状态，禁止并行尝试多个不可逆方案。为降低操作扰动，验证样本应从小到大扩展，并在每个阶段设置停止条件；未达到停止条件前不进入下一阶段。</w:t>
+        <w:t>【异常与升级】出现角色复核的适用条件、责任边界或版本口径被混淆、连续两次验证失败或影响扩散时，项目Owner立即停止重复操作并通知网络值班工程师。升级信息至少包括角色复核事项、影响范围、已做检查、当前假设和可执行回滚点；紧急处置可先隔离故障面，但事后必须补齐审批和角色复核办理记录。无法在本节边界内恢复时，转入事故响应流程而不是继续试错。升级不等同于移交责任，原经办人仍需保持信息连续，直到接手人明确复述现状、风险和下一验证动作。</w:t>
       </w:r>
     </w:p>
     <w:p>
       <w:r>
-        <w:t>【异常与升级】出现权限残留、连续两次验证失败或影响扩散时，项目Owner立即停止重复操作并通知网络值班工程师。升级信息至少包括权限工单、影响范围、已做检查、当前假设和可执行回滚点；紧急处置可先隔离故障面，但事后必须补齐审批和时间线。无法在本节边界内恢复时，转入事故响应流程而不是继续试错。升级不等同于移交责任，原经办人仍需保持信息连续，直到接手人明确复述现状、风险和下一验证动作。</w:t>
+        <w:t>【收尾与附件】恢复后由员工复核监控、访问控制和业务结果，网络值班工程师在GitLab关闭临时权限或绕行配置。工单附件应包含脱敏日志、验证截图、配置差异、回滚结果和时间线；附件名使用请求编号与日期，不上传口令、令牌或完整客户数据。值班交接只记录未决事项，已完成步骤不得作为后续轮次的默认假设。归档前删除本地临时副本，确认附件可由授权角色重放验证；仅用于讨论的草稿和过期截图标记为非证据材料。</w:t>
       </w:r>
     </w:p>
     <w:p>
       <w:r>
-        <w:t>权限工单必须区分OA权限、GitLab权限、普通数据库权限、生产数据库只读权限、生产数据库写权限和采购审批权限；一个流程的批准不得替代另一个控制域。</w:t>
-      </w:r>
-    </w:p>
-    <w:p>
-      <w:r>
-        <w:t>【适用场景】“角色复核”用于处理MFA令牌相关的标准请求和异常。典型入口是监控指标持续偏离基线，但该现象也可能由依赖服务异常引起；因此网络值班工程师必须先界定用户、环境、开始时间与影响面，再选择操作路径。测试、预发布与生产环境的记录不得混用，未确认对象身份时不得执行写操作。边界确认完成后，在工单摘要中注明本次不处理的相邻问题，避免后续人员把角色复核与其他场景合并判断。</w:t>
+        <w:t>【适用场景】“角色复核”用于处理角色复核事项相关的标准请求和异常。典型入口是登录失败且重试无效，但该现象也可能由配置未同步引起；因此网络值班工程师必须先界定用户、环境、开始时间与影响面，再选择操作路径。测试、预发布与生产环境的记录不得混用，未确认对象身份时不得执行写操作。边界确认完成后，在工单摘要中注明本次不处理的相邻问题，避免后续人员把角色复核与其他场景合并判断。</w:t>
       </w:r>
     </w:p>
     <w:p>
@@ -862,22 +779,38 @@
     </w:p>
     <w:p>
       <w:r>
-        <w:t>【异常与升级】出现凭据失效、连续两次验证失败或影响扩散时，服务台工程师立即停止重复操作并通知系统管理员。升级信息至少包括账号、影响范围、已做检查、当前假设和可执行回滚点；紧急处置可先隔离故障面，但事后必须补齐审批和留痕附件。无法在本节边界内恢复时，转入事故响应流程而不是继续试错。升级不等同于移交责任，原经办人仍需保持信息连续，直到接手人明确复述现状、风险和下一验证动作。</w:t>
+        <w:rPr>
+          <w:b/>
+        </w:rPr>
+        <w:t>规则条款：离职员工权限在最后工作日完成回收。该条款的适用对象、条件和证据应结合本章上下文判断，不得脱离有效版本单独引用。</w:t>
       </w:r>
     </w:p>
     <w:p>
       <w:r>
-        <w:t>【收尾与附件】恢复后由系统管理员复核监控、访问控制和业务结果，网络值班工程师在GitLab关闭临时权限或绕行配置。工单附件应包含脱敏日志、验证截图、配置差异、回滚结果和时间线；附件名使用请求编号与日期，不上传口令、令牌或完整客户数据。值班交接只记录未决事项，已完成步骤不得作为后续轮次的默认假设。归档前删除本地临时副本，确认附件可由授权角色重放验证；仅用于讨论的草稿和过期截图标记为非证据材料。</w:t>
+        <w:rPr>
+          <w:b/>
+        </w:rPr>
+        <w:t>规则条款：离职账号必须统一回收。该条款的适用对象、条件和证据应结合本章上下文判断，不得脱离有效版本单独引用。</w:t>
       </w:r>
     </w:p>
     <w:p>
       <w:r>
-        <w:t>【适用场景】“离职回收”用于处理MFA令牌相关的标准请求和异常。典型入口是登录失败且重试无效，但该现象也可能由证书或凭据失效引起；因此员工必须先界定用户、环境、开始时间与影响面，再选择操作路径。测试、预发布与生产环境的记录不得混用，未确认对象身份时不得执行写操作。边界确认完成后，在工单摘要中注明本次不处理的相邻问题，避免后续人员把离职回收与其他场景合并判断。</w:t>
+        <w:t>【异常与升级】出现离职回收的适用条件、责任边界或版本口径被混淆、连续两次验证失败或影响扩散时，服务台工程师立即停止重复操作并通知系统管理员。升级信息至少包括离职回收事项、影响范围、已做检查、当前假设和可执行回滚点；紧急处置可先隔离故障面，但事后必须补齐审批和离职回收办理记录。无法在本节边界内恢复时，转入事故响应流程而不是继续试错。升级不等同于移交责任，原经办人仍需保持信息连续，直到接手人明确复述现状、风险和下一验证动作。</w:t>
       </w:r>
     </w:p>
     <w:p>
       <w:r>
-        <w:t>【前置检查】开始前由服务台工程师确认影响范围和开始时间，并在VPN网关核对设备证书的当前状态、最近变更和依赖健康度。系统管理员负责确认权限与窗口是否有效。遇到信息缺失时先补充时间戳、请求编号和复现条件，不以截图代替原始日志，也不得为赶进度跳过只读检查。检查结论应写成可复核的事实，而不是“正常”“已看过”等模糊描述；取证时间与VPN网关时钟存在偏差时一并备注。</w:t>
+        <w:t>【收尾与附件】恢复后由系统管理员复核监控、访问控制和业务结果，网络值班工程师在VPN网关关闭临时权限或绕行配置。工单附件应包含脱敏日志、验证截图、配置差异、回滚结果和时间线；附件名使用请求编号与日期，不上传口令、令牌或完整客户数据。值班交接只记录未决事项，已完成步骤不得作为后续轮次的默认假设。归档前删除本地临时副本，确认附件可由授权角色重放验证；仅用于讨论的草稿和过期截图标记为非证据材料。</w:t>
+      </w:r>
+    </w:p>
+    <w:p>
+      <w:r>
+        <w:t>【适用场景】“离职回收”用于处理离职回收事项相关的标准请求和异常。典型入口是权限校验结果与预期不一致，但该现象也可能由变更影响未完全隔离引起；因此员工必须先界定用户、环境、开始时间与影响面，再选择操作路径。测试、预发布与生产环境的记录不得混用，未确认对象身份时不得执行写操作。边界确认完成后，在工单摘要中注明本次不处理的相邻问题，避免后续人员把离职回收与其他场景合并判断。</w:t>
+      </w:r>
+    </w:p>
+    <w:p>
+      <w:r>
+        <w:t>【前置检查】开始前由服务台工程师核对最近变更与依赖状态，并在SSO平台核对离职回收事项的当前状态、最近变更和依赖健康度。系统管理员负责确认权限与窗口是否有效。遇到信息缺失时先补充时间戳、请求编号和复现条件，不以截图代替原始日志，也不得为赶进度跳过只读检查。检查结论应写成可复核的事实，而不是“正常”“已看过”等模糊描述；取证时间与SSO平台时钟存在偏差时一并备注。</w:t>
       </w:r>
     </w:p>
     <w:p>
@@ -1164,22 +1097,43 @@
     </w:p>
     <w:p>
       <w:r>
+        <w:rPr>
+          <w:b/>
+        </w:rPr>
+        <w:t>规则条款：生产数据库权限不遵循普通OA权限流程。该条款的适用对象、条件和证据应结合本章上下文判断，不得脱离有效版本单独引用。</w:t>
+      </w:r>
+    </w:p>
+    <w:p>
+      <w:r>
+        <w:rPr>
+          <w:b/>
+        </w:rPr>
+        <w:t>规则条款：普通IT账号权限不能替代生产数据访问审批。该条款的适用对象、条件和证据应结合本章上下文判断，不得脱离有效版本单独引用。</w:t>
+      </w:r>
+    </w:p>
+    <w:p>
+      <w:r>
+        <w:t>权限边界示例：OA权限、GitLab权限、普通数据库权限、生产数据库只读权限、生产数据库写权限和采购审批权限分别属于不同责任链。名称相近或同一申请人发起，都不能相互替代审批。</w:t>
+      </w:r>
+    </w:p>
+    <w:p>
+      <w:r>
         <w:t>【收尾与附件】恢复后由系统管理员复核监控、访问控制和业务结果，员工在VPN网关关闭临时权限或绕行配置。工单附件应包含脱敏日志、验证截图、配置差异、回滚结果和时间线；附件名使用请求编号与日期，不上传口令、令牌或完整客户数据。值班交接只记录未决事项，已完成步骤不得作为后续轮次的默认假设。归档前删除本地临时副本，确认附件可由授权角色重放验证；仅用于讨论的草稿和过期截图标记为非证据材料。</w:t>
       </w:r>
     </w:p>
     <w:p>
       <w:r>
-        <w:t>【适用场景】“生产权限边界”用于处理设备证书相关的标准请求和异常。典型入口是日志出现连续告警，但该现象也可能由变更影响未完全隔离引起；因此员工必须先界定用户、环境、开始时间与影响面，再选择操作路径。测试、预发布与生产环境的记录不得混用，未确认对象身份时不得执行写操作。边界确认完成后，在工单摘要中注明本次不处理的相邻问题，避免后续人员把生产权限边界与其他场景合并判断。</w:t>
+        <w:t>【适用场景】“生产权限边界”用于处理生产权限边界事项相关的标准请求和异常。典型入口是任务执行后状态未收敛，但该现象也可能由依赖服务异常引起；因此员工必须先界定用户、环境、开始时间与影响面，再选择操作路径。测试、预发布与生产环境的记录不得混用，未确认对象身份时不得执行写操作。边界确认完成后，在工单摘要中注明本次不处理的相邻问题，避免后续人员把生产权限边界与其他场景合并判断。</w:t>
       </w:r>
     </w:p>
     <w:p>
       <w:r>
-        <w:t>【前置检查】开始前由服务台工程师核对最近变更与依赖状态，并在GitLab核对MFA令牌的当前状态、最近变更和依赖健康度。系统管理员负责确认权限与窗口是否有效。遇到信息缺失时先补充时间戳、请求编号和复现条件，不以截图代替原始日志，也不得为赶进度跳过只读检查。检查结论应写成可复核的事实，而不是“正常”“已看过”等模糊描述；取证时间与GitLab时钟存在偏差时一并备注。</w:t>
+        <w:t>【前置检查】开始前由服务台工程师核对最近变更与依赖状态，并在VPN网关核对生产权限边界事项的当前状态、最近变更和依赖健康度。系统管理员负责确认权限与窗口是否有效。遇到信息缺失时先补充时间戳、请求编号和复现条件，不以截图代替原始日志，也不得为赶进度跳过只读检查。检查结论应写成可复核的事实，而不是“正常”“已看过”等模糊描述；取证时间与VPN网关时钟存在偏差时一并备注。</w:t>
       </w:r>
     </w:p>
     <w:p>
       <w:r>
-        <w:t>【操作步骤】第一步保全时间线并建立基线；第二步按操作顺序逐项验证并记录结果；第三步以业务探针、监控指标和用户侧结果交叉验证。每一步都在VPN网关记录命令或动作、执行人、开始与结束时间。若结果与预期不一致，只允许回到上一已验证状态，禁止并行尝试多个不可逆方案。为降低操作扰动，验证样本应从小到大扩展，并在每个阶段设置停止条件；未达到停止条件前不进入下一阶段。</w:t>
+        <w:t>【操作步骤】第一步保全生产权限边界办理记录并建立基线；第二步恢复前准备可执行的回滚步骤；第三步以业务探针、监控指标和用户侧结果交叉验证。每一步都在服务台记录命令或动作、执行人、开始与结束时间。若结果与预期不一致，只允许回到上一已验证状态，禁止并行尝试多个不可逆方案。为降低操作扰动，验证样本应从小到大扩展，并在每个阶段设置停止条件；未达到停止条件前不进入下一阶段。</w:t>
       </w:r>
     </w:p>
     <w:p>
@@ -1205,22 +1159,22 @@
     </w:p>
     <w:p>
       <w:r>
-        <w:t>【适用场景】“审计与附录”用于处理终端基线相关的标准请求和异常。典型入口是权限校验结果与预期不一致，但该现象也可能由证书或凭据失效引起；因此项目Owner必须先界定用户、环境、开始时间与影响面，再选择操作路径。测试、预发布与生产环境的记录不得混用，未确认对象身份时不得执行写操作。边界确认完成后，在工单摘要中注明本次不处理的相邻问题，避免后续人员把审计与附录与其他场景合并判断。</w:t>
+        <w:t>【适用场景】“审计与附录”用于处理审计与附录事项相关的标准请求和异常。典型入口是权限校验结果与预期不一致，但该现象也可能由配置未同步引起；因此项目Owner必须先界定用户、环境、开始时间与影响面，再选择操作路径。测试、预发布与生产环境的记录不得混用，未确认对象身份时不得执行写操作。边界确认完成后，在工单摘要中注明本次不处理的相邻问题，避免后续人员把审计与附录与其他场景合并判断。</w:t>
       </w:r>
     </w:p>
     <w:p>
       <w:r>
-        <w:t>【前置检查】开始前由服务台工程师核对最近变更与依赖状态，并在VPN网关核对终端基线的当前状态、最近变更和依赖健康度。项目Owner负责确认权限与窗口是否有效。遇到信息缺失时先补充时间戳、请求编号和复现条件，不以截图代替原始日志，也不得为赶进度跳过只读检查。检查结论应写成可复核的事实，而不是“正常”“已看过”等模糊描述；取证时间与VPN网关时钟存在偏差时一并备注。</w:t>
+        <w:t>【前置检查】开始前由服务台工程师保留原始日志并校验时间戳，并在VPN网关核对审计与附录事项的当前状态、最近变更和依赖健康度。项目Owner负责确认权限与窗口是否有效。遇到信息缺失时先补充时间戳、请求编号和复现条件，不以截图代替原始日志，也不得为赶进度跳过只读检查。检查结论应写成可复核的事实，而不是“正常”“已看过”等模糊描述；取证时间与VPN网关时钟存在偏差时一并备注。</w:t>
       </w:r>
     </w:p>
     <w:p>
       <w:r>
-        <w:t>【操作步骤】第一步保全交接清单并建立基线；第二步先隔离影响再恢复单一节点；第三步以业务探针、监控指标和用户侧结果交叉验证。每一步都在终端管理平台记录命令或动作、执行人、开始与结束时间。若结果与预期不一致，只允许回到上一已验证状态，禁止并行尝试多个不可逆方案。为降低操作扰动，验证样本应从小到大扩展，并在每个阶段设置停止条件；未达到停止条件前不进入下一阶段。</w:t>
+        <w:t>【操作步骤】第一步保全审计与附录办理记录并建立基线；第二步恢复前准备可执行的回滚步骤；第三步以业务探针、监控指标和用户侧结果交叉验证。每一步都在VPN网关记录命令或动作、执行人、开始与结束时间。若结果与预期不一致，只允许回到上一已验证状态，禁止并行尝试多个不可逆方案。为降低操作扰动，验证样本应从小到大扩展，并在每个阶段设置停止条件；未达到停止条件前不进入下一阶段。</w:t>
       </w:r>
     </w:p>
     <w:p>
       <w:r>
-        <w:t>【异常与升级】出现权限残留、连续两次验证失败或影响扩散时，网络值班工程师立即停止重复操作并通知项目Owner。升级信息至少包括客户端日志、影响范围、已做检查、当前假设和可执行回滚点；紧急处置可先隔离故障面，但事后必须补齐审批和复核意见。无法在本节边界内恢复时，转入事故响应流程而不是继续试错。升级不等同于移交责任，原经办人仍需保持信息连续，直到接手人明确复述现状、风险和下一验证动作。</w:t>
+        <w:t>【异常与升级】出现审计与附录的适用条件、责任边界或版本口径被混淆、连续两次验证失败或影响扩散时，网络值班工程师立即停止重复操作并通知项目Owner。升级信息至少包括审计与附录事项、影响范围、已做检查、当前假设和可执行回滚点；紧急处置可先隔离故障面，但事后必须补齐审批和审计与附录办理记录。无法在本节边界内恢复时，转入事故响应流程而不是继续试错。升级不等同于移交责任，原经办人仍需保持信息连续，直到接手人明确复述现状、风险和下一验证动作。</w:t>
       </w:r>
     </w:p>
     <w:p>
@@ -1246,17 +1200,17 @@
     </w:p>
     <w:p>
       <w:r>
-        <w:t>【前置检查】开始前由员工保留原始日志并校验时间戳，并在服务台核对客户端日志的当前状态、最近变更和依赖健康度。服务台工程师负责确认权限与窗口是否有效。遇到信息缺失时先补充时间戳、请求编号和复现条件，不以截图代替原始日志，也不得为赶进度跳过只读检查。检查结论应写成可复核的事实，而不是“正常”“已看过”等模糊描述；取证时间与服务台时钟存在偏差时一并备注。</w:t>
+        <w:t>【前置检查】开始前由员工保留原始日志并校验时间戳，并在终端管理平台核对总则事项的当前状态、最近变更和依赖健康度。服务台工程师负责确认权限与窗口是否有效。遇到信息缺失时先补充时间戳、请求编号和复现条件，不以截图代替原始日志，也不得为赶进度跳过只读检查。检查结论应写成可复核的事实，而不是“正常”“已看过”等模糊描述；取证时间与终端管理平台时钟存在偏差时一并备注。</w:t>
       </w:r>
     </w:p>
     <w:p>
       <w:r>
-        <w:t>【操作步骤】第一步保全留痕附件并建立基线；第二步由值班角色确认服务健康度；第三步以业务探针、监控指标和用户侧结果交叉验证。每一步都在服务台记录命令或动作、执行人、开始与结束时间。若结果与预期不一致，只允许回到上一已验证状态，禁止并行尝试多个不可逆方案。为降低操作扰动，验证样本应从小到大扩展，并在每个阶段设置停止条件；未达到停止条件前不进入下一阶段。</w:t>
+        <w:t>【操作步骤】第一步保全总则办理记录并建立基线；第二步先隔离影响再恢复单一节点；第三步以业务探针、监控指标和用户侧结果交叉验证。每一步都在SSO平台记录命令或动作、执行人、开始与结束时间。若结果与预期不一致，只允许回到上一已验证状态，禁止并行尝试多个不可逆方案。为降低操作扰动，验证样本应从小到大扩展，并在每个阶段设置停止条件；未达到停止条件前不进入下一阶段。</w:t>
       </w:r>
     </w:p>
     <w:p>
       <w:r>
-        <w:t>【异常与升级】出现错误码误判、连续两次验证失败或影响扩散时，项目Owner立即停止重复操作并通知员工。升级信息至少包括权限工单、影响范围、已做检查、当前假设和可执行回滚点；紧急处置可先隔离故障面，但事后必须补齐审批和操作日志。无法在本节边界内恢复时，转入事故响应流程而不是继续试错。升级不等同于移交责任，原经办人仍需保持信息连续，直到接手人明确复述现状、风险和下一验证动作。</w:t>
+        <w:t>【异常与升级】出现总则的适用条件、责任边界或版本口径被混淆、连续两次验证失败或影响扩散时，项目Owner立即停止重复操作并通知员工。升级信息至少包括总则事项、影响范围、已做检查、当前假设和可执行回滚点；紧急处置可先隔离故障面，但事后必须补齐审批和总则办理记录。无法在本节边界内恢复时，转入事故响应流程而不是继续试错。升级不等同于移交责任，原经办人仍需保持信息连续，直到接手人明确复述现状、风险和下一验证动作。</w:t>
       </w:r>
     </w:p>
     <w:p>
@@ -1287,22 +1241,22 @@
     </w:p>
     <w:p>
       <w:r>
-        <w:t>【操作步骤】第一步保全操作日志并建立基线；第二步恢复前准备可执行的回滚步骤；第三步以业务探针、监控指标和用户侧结果交叉验证。每一步都在终端管理平台记录命令或动作、执行人、开始与结束时间。若结果与预期不一致，只允许回到上一已验证状态，禁止并行尝试多个不可逆方案。为降低操作扰动，验证样本应从小到大扩展，并在每个阶段设置停止条件；未达到停止条件前不进入下一阶段。</w:t>
+        <w:t>【操作步骤】第一步保全账号生命周期办理记录并建立基线；第二步由值班角色确认服务健康度；第三步以业务探针、监控指标和用户侧结果交叉验证。每一步都在终端管理平台记录命令或动作、执行人、开始与结束时间。若结果与预期不一致，只允许回到上一已验证状态，禁止并行尝试多个不可逆方案。为降低操作扰动，验证样本应从小到大扩展，并在每个阶段设置停止条件；未达到停止条件前不进入下一阶段。</w:t>
       </w:r>
     </w:p>
     <w:p>
       <w:r>
-        <w:t>【异常与升级】出现权限残留、连续两次验证失败或影响扩散时，项目Owner立即停止重复操作并通知网络值班工程师。升级信息至少包括MFA令牌、影响范围、已做检查、当前假设和可执行回滚点；紧急处置可先隔离故障面，但事后必须补齐审批和操作日志。无法在本节边界内恢复时，转入事故响应流程而不是继续试错。升级不等同于移交责任，原经办人仍需保持信息连续，直到接手人明确复述现状、风险和下一验证动作。</w:t>
+        <w:t>【异常与升级】出现账号生命周期的适用条件、责任边界或版本口径被混淆、连续两次验证失败或影响扩散时，项目Owner立即停止重复操作并通知网络值班工程师。升级信息至少包括账号生命周期事项、影响范围、已做检查、当前假设和可执行回滚点；紧急处置可先隔离故障面，但事后必须补齐审批和账号生命周期办理记录。无法在本节边界内恢复时，转入事故响应流程而不是继续试错。升级不等同于移交责任，原经办人仍需保持信息连续，直到接手人明确复述现状、风险和下一验证动作。</w:t>
       </w:r>
     </w:p>
     <w:p>
       <w:r>
-        <w:t>权限工单必须区分OA权限、GitLab权限、普通数据库权限、生产数据库只读权限、生产数据库写权限和采购审批权限；一个流程的批准不得替代另一个控制域。</w:t>
+        <w:t>【收尾与附件】恢复后由员工复核监控、访问控制和业务结果，系统管理员在终端管理平台关闭临时权限或绕行配置。工单附件应包含脱敏日志、验证截图、配置差异、回滚结果和时间线；附件名使用请求编号与日期，不上传口令、令牌或完整客户数据。值班交接只记录未决事项，已完成步骤不得作为后续轮次的默认假设。归档前删除本地临时副本，确认附件可由授权角色重放验证；仅用于讨论的草稿和过期截图标记为非证据材料。</w:t>
       </w:r>
     </w:p>
     <w:p>
       <w:r>
-        <w:t>【适用场景】“账号生命周期”用于处理MFA令牌相关的标准请求和异常。典型入口是监控指标持续偏离基线，但该现象也可能由变更影响未完全隔离引起；因此项目Owner必须先界定用户、环境、开始时间与影响面，再选择操作路径。测试、预发布与生产环境的记录不得混用，未确认对象身份时不得执行写操作。边界确认完成后，在工单摘要中注明本次不处理的相邻问题，避免后续人员把账号生命周期与其他场景合并判断。</w:t>
+        <w:t>【适用场景】“账号生命周期”用于处理账号生命周期事项相关的标准请求和异常。典型入口是日志出现连续告警，但该现象也可能由证书或凭据失效引起；因此项目Owner必须先界定用户、环境、开始时间与影响面，再选择操作路径。测试、预发布与生产环境的记录不得混用，未确认对象身份时不得执行写操作。边界确认完成后，在工单摘要中注明本次不处理的相邻问题，避免后续人员把账号生命周期与其他场景合并判断。</w:t>
       </w:r>
     </w:p>
     <w:p>
@@ -1328,7 +1282,7 @@
     </w:p>
     <w:p>
       <w:r>
-        <w:t>【异常与升级】出现配置漂移、连续两次验证失败或影响扩散时，网络值班工程师立即停止重复操作并通知项目Owner。升级信息至少包括账号、影响范围、已做检查、当前假设和可执行回滚点；紧急处置可先隔离故障面，但事后必须补齐审批和留痕附件。无法在本节边界内恢复时，转入事故响应流程而不是继续试错。升级不等同于移交责任，原经办人仍需保持信息连续，直到接手人明确复述现状、风险和下一验证动作。</w:t>
+        <w:t>【异常与升级】出现OA权限的适用条件、责任边界或版本口径被混淆、连续两次验证失败或影响扩散时，网络值班工程师立即停止重复操作并通知项目Owner。升级信息至少包括OA权限事项、影响范围、已做检查、当前假设和可执行回滚点；紧急处置可先隔离故障面，但事后必须补齐审批和OA权限办理记录。无法在本节边界内恢复时，转入事故响应流程而不是继续试错。升级不等同于移交责任，原经办人仍需保持信息连续，直到接手人明确复述现状、风险和下一验证动作。</w:t>
       </w:r>
     </w:p>
     <w:p>
@@ -1338,12 +1292,12 @@
     </w:p>
     <w:p>
       <w:r>
-        <w:t>【适用场景】“OA权限”用于处理设备证书相关的标准请求和异常。典型入口是登录失败且重试无效，但该现象也可能由证书或凭据失效引起；因此网络值班工程师必须先界定用户、环境、开始时间与影响面，再选择操作路径。测试、预发布与生产环境的记录不得混用，未确认对象身份时不得执行写操作。边界确认完成后，在工单摘要中注明本次不处理的相邻问题，避免后续人员把OA权限与其他场景合并判断。</w:t>
+        <w:t>【适用场景】“OA权限”用于处理OA权限事项相关的标准请求和异常。典型入口是任务执行后状态未收敛，但该现象也可能由依赖服务异常引起；因此网络值班工程师必须先界定用户、环境、开始时间与影响面，再选择操作路径。测试、预发布与生产环境的记录不得混用，未确认对象身份时不得执行写操作。边界确认完成后，在工单摘要中注明本次不处理的相邻问题，避免后续人员把OA权限与其他场景合并判断。</w:t>
       </w:r>
     </w:p>
     <w:p>
       <w:r>
-        <w:t>【前置检查】开始前由员工对照基线执行最小化验证，并在VPN网关核对客户端日志的当前状态、最近变更和依赖健康度。项目Owner负责确认权限与窗口是否有效。遇到信息缺失时先补充时间戳、请求编号和复现条件，不以截图代替原始日志，也不得为赶进度跳过只读检查。检查结论应写成可复核的事实，而不是“正常”“已看过”等模糊描述；取证时间与VPN网关时钟存在偏差时一并备注。</w:t>
+        <w:t>【前置检查】开始前由员工核对最近变更与依赖状态，并在终端管理平台核对OA权限事项的当前状态、最近变更和依赖健康度。项目Owner负责确认权限与窗口是否有效。遇到信息缺失时先补充时间戳、请求编号和复现条件，不以截图代替原始日志，也不得为赶进度跳过只读检查。检查结论应写成可复核的事实，而不是“正常”“已看过”等模糊描述；取证时间与终端管理平台时钟存在偏差时一并备注。</w:t>
       </w:r>
     </w:p>
     <w:p>
@@ -1369,22 +1323,22 @@
     </w:p>
     <w:p>
       <w:r>
-        <w:t>【收尾与附件】恢复后由系统管理员复核监控、访问控制和业务结果，服务台工程师在终端管理平台关闭临时权限或绕行配置。工单附件应包含脱敏日志、验证截图、配置差异、回滚结果和时间线；附件名使用请求编号与日期，不上传口令、令牌或完整客户数据。值班交接只记录未决事项，已完成步骤不得作为后续轮次的默认假设。归档前删除本地临时副本，确认附件可由授权角色重放验证；仅用于讨论的草稿和过期截图标记为非证据材料。</w:t>
+        <w:t>【收尾与附件】恢复后由系统管理员复核监控、访问控制和业务结果，服务台工程师在SSO平台关闭临时权限或绕行配置。工单附件应包含脱敏日志、验证截图、配置差异、回滚结果和时间线；附件名使用请求编号与日期，不上传口令、令牌或完整客户数据。值班交接只记录未决事项，已完成步骤不得作为后续轮次的默认假设。归档前删除本地临时副本，确认附件可由授权角色重放验证；仅用于讨论的草稿和过期截图标记为非证据材料。</w:t>
       </w:r>
     </w:p>
     <w:p>
       <w:r>
-        <w:t>【适用场景】“GitLab权限”用于处理终端基线相关的标准请求和异常。典型入口是监控指标持续偏离基线，但该现象也可能由证书或凭据失效引起；因此网络值班工程师必须先界定用户、环境、开始时间与影响面，再选择操作路径。测试、预发布与生产环境的记录不得混用，未确认对象身份时不得执行写操作。边界确认完成后，在工单摘要中注明本次不处理的相邻问题，避免后续人员把GitLab权限与其他场景合并判断。</w:t>
+        <w:t>【适用场景】“GitLab权限”用于处理GitLab权限事项相关的标准请求和异常。典型入口是日志出现连续告警，但该现象也可能由依赖服务异常引起；因此网络值班工程师必须先界定用户、环境、开始时间与影响面，再选择操作路径。测试、预发布与生产环境的记录不得混用，未确认对象身份时不得执行写操作。边界确认完成后，在工单摘要中注明本次不处理的相邻问题，避免后续人员把GitLab权限与其他场景合并判断。</w:t>
       </w:r>
     </w:p>
     <w:p>
       <w:r>
-        <w:t>【前置检查】开始前由系统管理员确认影响范围和开始时间，并在VPN网关核对设备证书的当前状态、最近变更和依赖健康度。员工负责确认权限与窗口是否有效。遇到信息缺失时先补充时间戳、请求编号和复现条件，不以截图代替原始日志，也不得为赶进度跳过只读检查。检查结论应写成可复核的事实，而不是“正常”“已看过”等模糊描述；取证时间与VPN网关时钟存在偏差时一并备注。</w:t>
+        <w:t>【前置检查】开始前由系统管理员确认影响范围和开始时间，并在SSO平台核对GitLab权限事项的当前状态、最近变更和依赖健康度。员工负责确认权限与窗口是否有效。遇到信息缺失时先补充时间戳、请求编号和复现条件，不以截图代替原始日志，也不得为赶进度跳过只读检查。检查结论应写成可复核的事实，而不是“正常”“已看过”等模糊描述；取证时间与SSO平台时钟存在偏差时一并备注。</w:t>
       </w:r>
     </w:p>
     <w:p>
       <w:r>
-        <w:t>【操作步骤】第一步保全复核意见并建立基线；第二步在受控窗口执行修复；第三步以业务探针、监控指标和用户侧结果交叉验证。每一步都在VPN网关记录命令或动作、执行人、开始与结束时间。若结果与预期不一致，只允许回到上一已验证状态，禁止并行尝试多个不可逆方案。为降低操作扰动，验证样本应从小到大扩展，并在每个阶段设置停止条件；未达到停止条件前不进入下一阶段。</w:t>
+        <w:t>【操作步骤】第一步保全GitLab权限办理记录并建立基线；第二步按操作顺序逐项验证并记录结果；第三步以业务探针、监控指标和用户侧结果交叉验证。每一步都在终端管理平台记录命令或动作、执行人、开始与结束时间。若结果与预期不一致，只允许回到上一已验证状态，禁止并行尝试多个不可逆方案。为降低操作扰动，验证样本应从小到大扩展，并在每个阶段设置停止条件；未达到停止条件前不进入下一阶段。</w:t>
       </w:r>
     </w:p>
     <w:p>
@@ -1410,22 +1364,22 @@
     </w:p>
     <w:p>
       <w:r>
-        <w:t>【适用场景】“普通数据库权限”用于处理MFA令牌相关的标准请求和异常。典型入口是日志出现连续告警，但该现象也可能由配置未同步引起；因此员工必须先界定用户、环境、开始时间与影响面，再选择操作路径。测试、预发布与生产环境的记录不得混用，未确认对象身份时不得执行写操作。边界确认完成后，在工单摘要中注明本次不处理的相邻问题，避免后续人员把普通数据库权限与其他场景合并判断。</w:t>
+        <w:t>【适用场景】“普通数据库权限”用于处理普通数据库权限事项相关的标准请求和异常。典型入口是任务执行后状态未收敛，但该现象也可能由变更影响未完全隔离引起；因此员工必须先界定用户、环境、开始时间与影响面，再选择操作路径。测试、预发布与生产环境的记录不得混用，未确认对象身份时不得执行写操作。边界确认完成后，在工单摘要中注明本次不处理的相邻问题，避免后续人员把普通数据库权限与其他场景合并判断。</w:t>
       </w:r>
     </w:p>
     <w:p>
       <w:r>
-        <w:t>【前置检查】开始前由系统管理员保留原始日志并校验时间戳，并在SSO平台核对权限工单的当前状态、最近变更和依赖健康度。项目Owner负责确认权限与窗口是否有效。遇到信息缺失时先补充时间戳、请求编号和复现条件，不以截图代替原始日志，也不得为赶进度跳过只读检查。检查结论应写成可复核的事实，而不是“正常”“已看过”等模糊描述；取证时间与SSO平台时钟存在偏差时一并备注。</w:t>
+        <w:t>【前置检查】开始前由系统管理员确认影响范围和开始时间，并在GitLab核对普通数据库权限事项的当前状态、最近变更和依赖健康度。项目Owner负责确认权限与窗口是否有效。遇到信息缺失时先补充时间戳、请求编号和复现条件，不以截图代替原始日志，也不得为赶进度跳过只读检查。检查结论应写成可复核的事实，而不是“正常”“已看过”等模糊描述；取证时间与GitLab时钟存在偏差时一并备注。</w:t>
       </w:r>
     </w:p>
     <w:p>
       <w:r>
-        <w:t>【操作步骤】第一步保全操作日志并建立基线；第二步按操作顺序逐项验证并记录结果；第三步以业务探针、监控指标和用户侧结果交叉验证。每一步都在服务台记录命令或动作、执行人、开始与结束时间。若结果与预期不一致，只允许回到上一已验证状态，禁止并行尝试多个不可逆方案。为降低操作扰动，验证样本应从小到大扩展，并在每个阶段设置停止条件；未达到停止条件前不进入下一阶段。</w:t>
+        <w:t>【操作步骤】第一步保全普通数据库权限办理记录并建立基线；第二步恢复前准备可执行的回滚步骤；第三步以业务探针、监控指标和用户侧结果交叉验证。每一步都在GitLab记录命令或动作、执行人、开始与结束时间。若结果与预期不一致，只允许回到上一已验证状态，禁止并行尝试多个不可逆方案。为降低操作扰动，验证样本应从小到大扩展，并在每个阶段设置停止条件；未达到停止条件前不进入下一阶段。</w:t>
       </w:r>
     </w:p>
     <w:p>
       <w:r>
-        <w:t>【异常与升级】出现证书过期、连续两次验证失败或影响扩散时，项目Owner立即停止重复操作并通知服务台工程师。升级信息至少包括权限工单、影响范围、已做检查、当前假设和可执行回滚点；紧急处置可先隔离故障面，但事后必须补齐审批和复核意见。无法在本节边界内恢复时，转入事故响应流程而不是继续试错。升级不等同于移交责任，原经办人仍需保持信息连续，直到接手人明确复述现状、风险和下一验证动作。</w:t>
+        <w:t>【异常与升级】出现普通数据库权限的适用条件、责任边界或版本口径被混淆、连续两次验证失败或影响扩散时，项目Owner立即停止重复操作并通知服务台工程师。升级信息至少包括普通数据库权限事项、影响范围、已做检查、当前假设和可执行回滚点；紧急处置可先隔离故障面，但事后必须补齐审批和普通数据库权限办理记录。无法在本节边界内恢复时，转入事故响应流程而不是继续试错。升级不等同于移交责任，原经办人仍需保持信息连续，直到接手人明确复述现状、风险和下一验证动作。</w:t>
       </w:r>
     </w:p>
     <w:p>
@@ -1451,22 +1405,22 @@
     </w:p>
     <w:p>
       <w:r>
-        <w:t>【前置检查】开始前由网络值班工程师保留原始日志并校验时间戳，并在SSO平台核对权限工单的当前状态、最近变更和依赖健康度。系统管理员负责确认权限与窗口是否有效。遇到信息缺失时先补充时间戳、请求编号和复现条件，不以截图代替原始日志，也不得为赶进度跳过只读检查。检查结论应写成可复核的事实，而不是“正常”“已看过”等模糊描述；取证时间与SSO平台时钟存在偏差时一并备注。</w:t>
+        <w:t>【前置检查】开始前由网络值班工程师使用只读手段复核关键配置，并在GitLab核对角色复核事项的当前状态、最近变更和依赖健康度。系统管理员负责确认权限与窗口是否有效。遇到信息缺失时先补充时间戳、请求编号和复现条件，不以截图代替原始日志，也不得为赶进度跳过只读检查。检查结论应写成可复核的事实，而不是“正常”“已看过”等模糊描述；取证时间与GitLab时钟存在偏差时一并备注。</w:t>
       </w:r>
     </w:p>
     <w:p>
       <w:r>
-        <w:t>【操作步骤】第一步保全交接清单并建立基线；第二步恢复前准备可执行的回滚步骤；第三步以业务探针、监控指标和用户侧结果交叉验证。每一步都在服务台记录命令或动作、执行人、开始与结束时间。若结果与预期不一致，只允许回到上一已验证状态，禁止并行尝试多个不可逆方案。为降低操作扰动，验证样本应从小到大扩展，并在每个阶段设置停止条件；未达到停止条件前不进入下一阶段。</w:t>
+        <w:t>【操作步骤】第一步保全角色复核办理记录并建立基线；第二步由值班角色确认服务健康度；第三步以业务探针、监控指标和用户侧结果交叉验证。每一步都在终端管理平台记录命令或动作、执行人、开始与结束时间。若结果与预期不一致，只允许回到上一已验证状态，禁止并行尝试多个不可逆方案。为降低操作扰动，验证样本应从小到大扩展，并在每个阶段设置停止条件；未达到停止条件前不进入下一阶段。</w:t>
       </w:r>
     </w:p>
     <w:p>
       <w:r>
-        <w:t>【异常与升级】出现配置漂移、连续两次验证失败或影响扩散时，服务台工程师立即停止重复操作并通知项目Owner。升级信息至少包括终端基线、影响范围、已做检查、当前假设和可执行回滚点；紧急处置可先隔离故障面，但事后必须补齐审批和交接清单。无法在本节边界内恢复时，转入事故响应流程而不是继续试错。升级不等同于移交责任，原经办人仍需保持信息连续，直到接手人明确复述现状、风险和下一验证动作。</w:t>
+        <w:t>【异常与升级】出现角色复核的适用条件、责任边界或版本口径被混淆、连续两次验证失败或影响扩散时，服务台工程师立即停止重复操作并通知项目Owner。升级信息至少包括角色复核事项、影响范围、已做检查、当前假设和可执行回滚点；紧急处置可先隔离故障面，但事后必须补齐审批和角色复核办理记录。无法在本节边界内恢复时，转入事故响应流程而不是继续试错。升级不等同于移交责任，原经办人仍需保持信息连续，直到接手人明确复述现状、风险和下一验证动作。</w:t>
       </w:r>
     </w:p>
     <w:p>
       <w:r>
-        <w:t>【收尾与附件】恢复后由服务台工程师复核监控、访问控制和业务结果，员工在GitLab关闭临时权限或绕行配置。工单附件应包含脱敏日志、验证截图、配置差异、回滚结果和时间线；附件名使用请求编号与日期，不上传口令、令牌或完整客户数据。值班交接只记录未决事项，已完成步骤不得作为后续轮次的默认假设。归档前删除本地临时副本，确认附件可由授权角色重放验证；仅用于讨论的草稿和过期截图标记为非证据材料。</w:t>
+        <w:t>【收尾与附件】恢复后由服务台工程师复核监控、访问控制和业务结果，员工在SSO平台关闭临时权限或绕行配置。工单附件应包含脱敏日志、验证截图、配置差异、回滚结果和时间线；附件名使用请求编号与日期，不上传口令、令牌或完整客户数据。值班交接只记录未决事项，已完成步骤不得作为后续轮次的默认假设。归档前删除本地临时副本，确认附件可由授权角色重放验证；仅用于讨论的草稿和过期截图标记为非证据材料。</w:t>
       </w:r>
     </w:p>
     <w:p>
@@ -1753,22 +1707,22 @@
     </w:p>
     <w:p>
       <w:r>
-        <w:t>【操作步骤】第一步保全交接清单并建立基线；第二步由值班角色确认服务健康度；第三步以业务探针、监控指标和用户侧结果交叉验证。每一步都在终端管理平台记录命令或动作、执行人、开始与结束时间。若结果与预期不一致，只允许回到上一已验证状态，禁止并行尝试多个不可逆方案。为降低操作扰动，验证样本应从小到大扩展，并在每个阶段设置停止条件；未达到停止条件前不进入下一阶段。</w:t>
+        <w:t>【操作步骤】第一步保全离职回收办理记录并建立基线；第二步先隔离影响再恢复单一节点；第三步以业务探针、监控指标和用户侧结果交叉验证。每一步都在VPN网关记录命令或动作、执行人、开始与结束时间。若结果与预期不一致，只允许回到上一已验证状态，禁止并行尝试多个不可逆方案。为降低操作扰动，验证样本应从小到大扩展，并在每个阶段设置停止条件；未达到停止条件前不进入下一阶段。</w:t>
       </w:r>
     </w:p>
     <w:p>
       <w:r>
-        <w:t>【异常与升级】出现错误码误判、连续两次验证失败或影响扩散时，员工立即停止重复操作并通知项目Owner。升级信息至少包括客户端日志、影响范围、已做检查、当前假设和可执行回滚点；紧急处置可先隔离故障面，但事后必须补齐审批和交接清单。无法在本节边界内恢复时，转入事故响应流程而不是继续试错。升级不等同于移交责任，原经办人仍需保持信息连续，直到接手人明确复述现状、风险和下一验证动作。</w:t>
+        <w:t>【异常与升级】出现离职回收的适用条件、责任边界或版本口径被混淆、连续两次验证失败或影响扩散时，员工立即停止重复操作并通知项目Owner。升级信息至少包括离职回收事项、影响范围、已做检查、当前假设和可执行回滚点；紧急处置可先隔离故障面，但事后必须补齐审批和离职回收办理记录。无法在本节边界内恢复时，转入事故响应流程而不是继续试错。升级不等同于移交责任，原经办人仍需保持信息连续，直到接手人明确复述现状、风险和下一验证动作。</w:t>
       </w:r>
     </w:p>
     <w:p>
       <w:r>
-        <w:t>权限工单必须区分OA权限、GitLab权限、普通数据库权限、生产数据库只读权限、生产数据库写权限和采购审批权限；一个流程的批准不得替代另一个控制域。</w:t>
+        <w:t>【收尾与附件】恢复后由网络值班工程师复核监控、访问控制和业务结果，员工在GitLab关闭临时权限或绕行配置。工单附件应包含脱敏日志、验证截图、配置差异、回滚结果和时间线；附件名使用请求编号与日期，不上传口令、令牌或完整客户数据。值班交接只记录未决事项，已完成步骤不得作为后续轮次的默认假设。归档前删除本地临时副本，确认附件可由授权角色重放验证；仅用于讨论的草稿和过期截图标记为非证据材料。</w:t>
       </w:r>
     </w:p>
     <w:p>
       <w:r>
-        <w:t>【适用场景】“离职回收”用于处理终端基线相关的标准请求和异常。典型入口是日志出现连续告警，但该现象也可能由变更影响未完全隔离引起；因此项目Owner必须先界定用户、环境、开始时间与影响面，再选择操作路径。测试、预发布与生产环境的记录不得混用，未确认对象身份时不得执行写操作。边界确认完成后，在工单摘要中注明本次不处理的相邻问题，避免后续人员把离职回收与其他场景合并判断。</w:t>
+        <w:t>【适用场景】“离职回收”用于处理离职回收事项相关的标准请求和异常。典型入口是登录失败且重试无效，但该现象也可能由网络路径发生漂移引起；因此项目Owner必须先界定用户、环境、开始时间与影响面，再选择操作路径。测试、预发布与生产环境的记录不得混用，未确认对象身份时不得执行写操作。边界确认完成后，在工单摘要中注明本次不处理的相邻问题，避免后续人员把离职回收与其他场景合并判断。</w:t>
       </w:r>
     </w:p>
     <w:p>
@@ -1794,22 +1748,22 @@
     </w:p>
     <w:p>
       <w:r>
-        <w:t>【异常与升级】出现错误码误判、连续两次验证失败或影响扩散时，项目Owner立即停止重复操作并通知网络值班工程师。升级信息至少包括终端基线、影响范围、已做检查、当前假设和可执行回滚点；紧急处置可先隔离故障面，但事后必须补齐审批和操作日志。无法在本节边界内恢复时，转入事故响应流程而不是继续试错。升级不等同于移交责任，原经办人仍需保持信息连续，直到接手人明确复述现状、风险和下一验证动作。</w:t>
+        <w:t>【异常与升级】出现生产权限边界的适用条件、责任边界或版本口径被混淆、连续两次验证失败或影响扩散时，项目Owner立即停止重复操作并通知网络值班工程师。升级信息至少包括生产权限边界事项、影响范围、已做检查、当前假设和可执行回滚点；紧急处置可先隔离故障面，但事后必须补齐审批和生产权限边界办理记录。无法在本节边界内恢复时，转入事故响应流程而不是继续试错。升级不等同于移交责任，原经办人仍需保持信息连续，直到接手人明确复述现状、风险和下一验证动作。</w:t>
       </w:r>
     </w:p>
     <w:p>
       <w:r>
-        <w:t>【收尾与附件】恢复后由服务台工程师复核监控、访问控制和业务结果，员工在服务台关闭临时权限或绕行配置。工单附件应包含脱敏日志、验证截图、配置差异、回滚结果和时间线；附件名使用请求编号与日期，不上传口令、令牌或完整客户数据。值班交接只记录未决事项，已完成步骤不得作为后续轮次的默认假设。归档前删除本地临时副本，确认附件可由授权角色重放验证；仅用于讨论的草稿和过期截图标记为非证据材料。</w:t>
+        <w:t>【收尾与附件】恢复后由服务台工程师复核监控、访问控制和业务结果，员工在VPN网关关闭临时权限或绕行配置。工单附件应包含脱敏日志、验证截图、配置差异、回滚结果和时间线；附件名使用请求编号与日期，不上传口令、令牌或完整客户数据。值班交接只记录未决事项，已完成步骤不得作为后续轮次的默认假设。归档前删除本地临时副本，确认附件可由授权角色重放验证；仅用于讨论的草稿和过期截图标记为非证据材料。</w:t>
       </w:r>
     </w:p>
     <w:p>
       <w:r>
-        <w:t>【适用场景】“生产权限边界”用于处理权限工单相关的标准请求和异常。典型入口是监控指标持续偏离基线，但该现象也可能由网络路径发生漂移引起；因此网络值班工程师必须先界定用户、环境、开始时间与影响面，再选择操作路径。测试、预发布与生产环境的记录不得混用，未确认对象身份时不得执行写操作。边界确认完成后，在工单摘要中注明本次不处理的相邻问题，避免后续人员把生产权限边界与其他场景合并判断。</w:t>
+        <w:t>【适用场景】“生产权限边界”用于处理生产权限边界事项相关的标准请求和异常。典型入口是任务执行后状态未收敛，但该现象也可能由配置未同步引起；因此网络值班工程师必须先界定用户、环境、开始时间与影响面，再选择操作路径。测试、预发布与生产环境的记录不得混用，未确认对象身份时不得执行写操作。边界确认完成后，在工单摘要中注明本次不处理的相邻问题，避免后续人员把生产权限边界与其他场景合并判断。</w:t>
       </w:r>
     </w:p>
     <w:p>
       <w:r>
-        <w:t>【前置检查】开始前由项目Owner核对最近变更与依赖状态，并在VPN网关核对终端基线的当前状态、最近变更和依赖健康度。网络值班工程师负责确认权限与窗口是否有效。遇到信息缺失时先补充时间戳、请求编号和复现条件，不以截图代替原始日志，也不得为赶进度跳过只读检查。检查结论应写成可复核的事实，而不是“正常”“已看过”等模糊描述；取证时间与VPN网关时钟存在偏差时一并备注。</w:t>
+        <w:t>【前置检查】开始前由项目Owner核对最近变更与依赖状态，并在VPN网关核对生产权限边界事项的当前状态、最近变更和依赖健康度。网络值班工程师负责确认权限与窗口是否有效。遇到信息缺失时先补充时间戳、请求编号和复现条件，不以截图代替原始日志，也不得为赶进度跳过只读检查。检查结论应写成可复核的事实，而不是“正常”“已看过”等模糊描述；取证时间与VPN网关时钟存在偏差时一并备注。</w:t>
       </w:r>
     </w:p>
     <w:p>
@@ -1835,22 +1789,22 @@
     </w:p>
     <w:p>
       <w:r>
-        <w:t>【收尾与附件】恢复后由员工复核监控、访问控制和业务结果，服务台工程师在SSO平台关闭临时权限或绕行配置。工单附件应包含脱敏日志、验证截图、配置差异、回滚结果和时间线；附件名使用请求编号与日期，不上传口令、令牌或完整客户数据。值班交接只记录未决事项，已完成步骤不得作为后续轮次的默认假设。归档前删除本地临时副本，确认附件可由授权角色重放验证；仅用于讨论的草稿和过期截图标记为非证据材料。</w:t>
+        <w:t>【收尾与附件】恢复后由员工复核监控、访问控制和业务结果，服务台工程师在VPN网关关闭临时权限或绕行配置。工单附件应包含脱敏日志、验证截图、配置差异、回滚结果和时间线；附件名使用请求编号与日期，不上传口令、令牌或完整客户数据。值班交接只记录未决事项，已完成步骤不得作为后续轮次的默认假设。归档前删除本地临时副本，确认附件可由授权角色重放验证；仅用于讨论的草稿和过期截图标记为非证据材料。</w:t>
       </w:r>
     </w:p>
     <w:p>
       <w:r>
-        <w:t>【适用场景】“审计与附录”用于处理终端基线相关的标准请求和异常。典型入口是登录失败且重试无效，但该现象也可能由依赖服务异常引起；因此员工必须先界定用户、环境、开始时间与影响面，再选择操作路径。测试、预发布与生产环境的记录不得混用，未确认对象身份时不得执行写操作。边界确认完成后，在工单摘要中注明本次不处理的相邻问题，避免后续人员把审计与附录与其他场景合并判断。</w:t>
+        <w:t>【适用场景】“审计与附录”用于处理审计与附录事项相关的标准请求和异常。典型入口是监控指标持续偏离基线，但该现象也可能由配置未同步引起；因此员工必须先界定用户、环境、开始时间与影响面，再选择操作路径。测试、预发布与生产环境的记录不得混用，未确认对象身份时不得执行写操作。边界确认完成后，在工单摘要中注明本次不处理的相邻问题，避免后续人员把审计与附录与其他场景合并判断。</w:t>
       </w:r>
     </w:p>
     <w:p>
       <w:r>
-        <w:t>【前置检查】开始前由系统管理员核对最近变更与依赖状态，并在GitLab核对设备证书的当前状态、最近变更和依赖健康度。员工负责确认权限与窗口是否有效。遇到信息缺失时先补充时间戳、请求编号和复现条件，不以截图代替原始日志，也不得为赶进度跳过只读检查。检查结论应写成可复核的事实，而不是“正常”“已看过”等模糊描述；取证时间与GitLab时钟存在偏差时一并备注。</w:t>
+        <w:t>【前置检查】开始前由系统管理员使用只读手段复核关键配置，并在SSO平台核对审计与附录事项的当前状态、最近变更和依赖健康度。员工负责确认权限与窗口是否有效。遇到信息缺失时先补充时间戳、请求编号和复现条件，不以截图代替原始日志，也不得为赶进度跳过只读检查。检查结论应写成可复核的事实，而不是“正常”“已看过”等模糊描述；取证时间与SSO平台时钟存在偏差时一并备注。</w:t>
       </w:r>
     </w:p>
     <w:p>
       <w:r>
-        <w:t>【操作步骤】第一步保全审批记录并建立基线；第二步恢复前准备可执行的回滚步骤；第三步以业务探针、监控指标和用户侧结果交叉验证。每一步都在SSO平台记录命令或动作、执行人、开始与结束时间。若结果与预期不一致，只允许回到上一已验证状态，禁止并行尝试多个不可逆方案。为降低操作扰动，验证样本应从小到大扩展，并在每个阶段设置停止条件；未达到停止条件前不进入下一阶段。</w:t>
+        <w:t>【操作步骤】第一步保全审计与附录办理记录并建立基线；第二步按操作顺序逐项验证并记录结果；第三步以业务探针、监控指标和用户侧结果交叉验证。每一步都在SSO平台记录命令或动作、执行人、开始与结束时间。若结果与预期不一致，只允许回到上一已验证状态，禁止并行尝试多个不可逆方案。为降低操作扰动，验证样本应从小到大扩展，并在每个阶段设置停止条件；未达到停止条件前不进入下一阶段。</w:t>
       </w:r>
     </w:p>
     <w:p>
@@ -1876,22 +1830,22 @@
     </w:p>
     <w:p>
       <w:r>
-        <w:t>【适用场景】“总则”用于处理终端基线相关的标准请求和异常。典型入口是日志出现连续告警，但该现象也可能由依赖服务异常引起；因此服务台工程师必须先界定用户、环境、开始时间与影响面，再选择操作路径。测试、预发布与生产环境的记录不得混用，未确认对象身份时不得执行写操作。边界确认完成后，在工单摘要中注明本次不处理的相邻问题，避免后续人员把总则与其他场景合并判断。</w:t>
+        <w:t>【适用场景】“总则”用于处理总则事项相关的标准请求和异常。典型入口是权限校验结果与预期不一致，但该现象也可能由网络路径发生漂移引起；因此服务台工程师必须先界定用户、环境、开始时间与影响面，再选择操作路径。测试、预发布与生产环境的记录不得混用，未确认对象身份时不得执行写操作。边界确认完成后，在工单摘要中注明本次不处理的相邻问题，避免后续人员把总则与其他场景合并判断。</w:t>
       </w:r>
     </w:p>
     <w:p>
       <w:r>
-        <w:t>【前置检查】开始前由网络值班工程师使用只读手段复核关键配置，并在VPN网关核对客户端日志的当前状态、最近变更和依赖健康度。项目Owner负责确认权限与窗口是否有效。遇到信息缺失时先补充时间戳、请求编号和复现条件，不以截图代替原始日志，也不得为赶进度跳过只读检查。检查结论应写成可复核的事实，而不是“正常”“已看过”等模糊描述；取证时间与VPN网关时钟存在偏差时一并备注。</w:t>
+        <w:t>【前置检查】开始前由网络值班工程师确认影响范围和开始时间，并在终端管理平台核对总则事项的当前状态、最近变更和依赖健康度。项目Owner负责确认权限与窗口是否有效。遇到信息缺失时先补充时间戳、请求编号和复现条件，不以截图代替原始日志，也不得为赶进度跳过只读检查。检查结论应写成可复核的事实，而不是“正常”“已看过”等模糊描述；取证时间与终端管理平台时钟存在偏差时一并备注。</w:t>
       </w:r>
     </w:p>
     <w:p>
       <w:r>
-        <w:t>【操作步骤】第一步保全交接清单并建立基线；第二步恢复前准备可执行的回滚步骤；第三步以业务探针、监控指标和用户侧结果交叉验证。每一步都在GitLab记录命令或动作、执行人、开始与结束时间。若结果与预期不一致，只允许回到上一已验证状态，禁止并行尝试多个不可逆方案。为降低操作扰动，验证样本应从小到大扩展，并在每个阶段设置停止条件；未达到停止条件前不进入下一阶段。</w:t>
+        <w:t>【操作步骤】第一步保全总则办理记录并建立基线；第二步在受控窗口执行修复；第三步以业务探针、监控指标和用户侧结果交叉验证。每一步都在VPN网关记录命令或动作、执行人、开始与结束时间。若结果与预期不一致，只允许回到上一已验证状态，禁止并行尝试多个不可逆方案。为降低操作扰动，验证样本应从小到大扩展，并在每个阶段设置停止条件；未达到停止条件前不进入下一阶段。</w:t>
       </w:r>
     </w:p>
     <w:p>
       <w:r>
-        <w:t>【异常与升级】出现配置漂移、连续两次验证失败或影响扩散时，系统管理员立即停止重复操作并通知项目Owner。升级信息至少包括设备证书、影响范围、已做检查、当前假设和可执行回滚点；紧急处置可先隔离故障面，但事后必须补齐审批和操作日志。无法在本节边界内恢复时，转入事故响应流程而不是继续试错。升级不等同于移交责任，原经办人仍需保持信息连续，直到接手人明确复述现状、风险和下一验证动作。</w:t>
+        <w:t>【异常与升级】出现总则的适用条件、责任边界或版本口径被混淆、连续两次验证失败或影响扩散时，系统管理员立即停止重复操作并通知项目Owner。升级信息至少包括总则事项、影响范围、已做检查、当前假设和可执行回滚点；紧急处置可先隔离故障面，但事后必须补齐审批和总则办理记录。无法在本节边界内恢复时，转入事故响应流程而不是继续试错。升级不等同于移交责任，原经办人仍需保持信息连续，直到接手人明确复述现状、风险和下一验证动作。</w:t>
       </w:r>
     </w:p>
     <w:p>
@@ -1917,22 +1871,22 @@
     </w:p>
     <w:p>
       <w:r>
-        <w:t>【前置检查】开始前由系统管理员对照基线执行最小化验证，并在GitLab核对设备证书的当前状态、最近变更和依赖健康度。项目Owner负责确认权限与窗口是否有效。遇到信息缺失时先补充时间戳、请求编号和复现条件，不以截图代替原始日志，也不得为赶进度跳过只读检查。检查结论应写成可复核的事实，而不是“正常”“已看过”等模糊描述；取证时间与GitLab时钟存在偏差时一并备注。</w:t>
+        <w:t>【前置检查】开始前由系统管理员对照基线执行最小化验证，并在SSO平台核对账号生命周期事项的当前状态、最近变更和依赖健康度。项目Owner负责确认权限与窗口是否有效。遇到信息缺失时先补充时间戳、请求编号和复现条件，不以截图代替原始日志，也不得为赶进度跳过只读检查。检查结论应写成可复核的事实，而不是“正常”“已看过”等模糊描述；取证时间与SSO平台时钟存在偏差时一并备注。</w:t>
       </w:r>
     </w:p>
     <w:p>
       <w:r>
-        <w:t>【操作步骤】第一步保全留痕附件并建立基线；第二步由值班角色确认服务健康度；第三步以业务探针、监控指标和用户侧结果交叉验证。每一步都在SSO平台记录命令或动作、执行人、开始与结束时间。若结果与预期不一致，只允许回到上一已验证状态，禁止并行尝试多个不可逆方案。为降低操作扰动，验证样本应从小到大扩展，并在每个阶段设置停止条件；未达到停止条件前不进入下一阶段。</w:t>
+        <w:t>【操作步骤】第一步保全账号生命周期办理记录并建立基线；第二步由值班角色确认服务健康度；第三步以业务探针、监控指标和用户侧结果交叉验证。每一步都在SSO平台记录命令或动作、执行人、开始与结束时间。若结果与预期不一致，只允许回到上一已验证状态，禁止并行尝试多个不可逆方案。为降低操作扰动，验证样本应从小到大扩展，并在每个阶段设置停止条件；未达到停止条件前不进入下一阶段。</w:t>
       </w:r>
     </w:p>
     <w:p>
       <w:r>
-        <w:t>【异常与升级】出现配置漂移、连续两次验证失败或影响扩散时，系统管理员立即停止重复操作并通知服务台工程师。升级信息至少包括客户端日志、影响范围、已做检查、当前假设和可执行回滚点；紧急处置可先隔离故障面，但事后必须补齐审批和复核意见。无法在本节边界内恢复时，转入事故响应流程而不是继续试错。升级不等同于移交责任，原经办人仍需保持信息连续，直到接手人明确复述现状、风险和下一验证动作。</w:t>
+        <w:t>【异常与升级】出现账号生命周期的适用条件、责任边界或版本口径被混淆、连续两次验证失败或影响扩散时，系统管理员立即停止重复操作并通知服务台工程师。升级信息至少包括账号生命周期事项、影响范围、已做检查、当前假设和可执行回滚点；紧急处置可先隔离故障面，但事后必须补齐审批和账号生命周期办理记录。无法在本节边界内恢复时，转入事故响应流程而不是继续试错。升级不等同于移交责任，原经办人仍需保持信息连续，直到接手人明确复述现状、风险和下一验证动作。</w:t>
       </w:r>
     </w:p>
     <w:p>
       <w:r>
-        <w:t>【收尾与附件】恢复后由项目Owner复核监控、访问控制和业务结果，网络值班工程师在终端管理平台关闭临时权限或绕行配置。工单附件应包含脱敏日志、验证截图、配置差异、回滚结果和时间线；附件名使用请求编号与日期，不上传口令、令牌或完整客户数据。值班交接只记录未决事项，已完成步骤不得作为后续轮次的默认假设。归档前删除本地临时副本，确认附件可由授权角色重放验证；仅用于讨论的草稿和过期截图标记为非证据材料。</w:t>
+        <w:t>【收尾与附件】恢复后由项目Owner复核监控、访问控制和业务结果，网络值班工程师在服务台关闭临时权限或绕行配置。工单附件应包含脱敏日志、验证截图、配置差异、回滚结果和时间线；附件名使用请求编号与日期，不上传口令、令牌或完整客户数据。值班交接只记录未决事项，已完成步骤不得作为后续轮次的默认假设。归档前删除本地临时副本，确认附件可由授权角色重放验证；仅用于讨论的草稿和过期截图标记为非证据材料。</w:t>
       </w:r>
     </w:p>
     <w:p>
@@ -1958,22 +1912,22 @@
     </w:p>
     <w:p>
       <w:r>
-        <w:t>【操作步骤】第一步保全留痕附件并建立基线；第二步按操作顺序逐项验证并记录结果；第三步以业务探针、监控指标和用户侧结果交叉验证。每一步都在VPN网关记录命令或动作、执行人、开始与结束时间。若结果与预期不一致，只允许回到上一已验证状态，禁止并行尝试多个不可逆方案。为降低操作扰动，验证样本应从小到大扩展，并在每个阶段设置停止条件；未达到停止条件前不进入下一阶段。</w:t>
+        <w:t>【操作步骤】第一步保全OA权限办理记录并建立基线；第二步由值班角色确认服务健康度；第三步以业务探针、监控指标和用户侧结果交叉验证。每一步都在VPN网关记录命令或动作、执行人、开始与结束时间。若结果与预期不一致，只允许回到上一已验证状态，禁止并行尝试多个不可逆方案。为降低操作扰动，验证样本应从小到大扩展，并在每个阶段设置停止条件；未达到停止条件前不进入下一阶段。</w:t>
       </w:r>
     </w:p>
     <w:p>
       <w:r>
-        <w:t>【异常与升级】出现凭据失效、连续两次验证失败或影响扩散时，网络值班工程师立即停止重复操作并通知项目Owner。升级信息至少包括终端基线、影响范围、已做检查、当前假设和可执行回滚点；紧急处置可先隔离故障面，但事后必须补齐审批和时间线。无法在本节边界内恢复时，转入事故响应流程而不是继续试错。升级不等同于移交责任，原经办人仍需保持信息连续，直到接手人明确复述现状、风险和下一验证动作。</w:t>
+        <w:t>【异常与升级】出现OA权限的适用条件、责任边界或版本口径被混淆、连续两次验证失败或影响扩散时，网络值班工程师立即停止重复操作并通知项目Owner。升级信息至少包括OA权限事项、影响范围、已做检查、当前假设和可执行回滚点；紧急处置可先隔离故障面，但事后必须补齐审批和OA权限办理记录。无法在本节边界内恢复时，转入事故响应流程而不是继续试错。升级不等同于移交责任，原经办人仍需保持信息连续，直到接手人明确复述现状、风险和下一验证动作。</w:t>
       </w:r>
     </w:p>
     <w:p>
       <w:r>
-        <w:t>权限工单必须区分OA权限、GitLab权限、普通数据库权限、生产数据库只读权限、生产数据库写权限和采购审批权限；一个流程的批准不得替代另一个控制域。</w:t>
+        <w:t>【收尾与附件】恢复后由系统管理员复核监控、访问控制和业务结果，网络值班工程师在GitLab关闭临时权限或绕行配置。工单附件应包含脱敏日志、验证截图、配置差异、回滚结果和时间线；附件名使用请求编号与日期，不上传口令、令牌或完整客户数据。值班交接只记录未决事项，已完成步骤不得作为后续轮次的默认假设。归档前删除本地临时副本，确认附件可由授权角色重放验证；仅用于讨论的草稿和过期截图标记为非证据材料。</w:t>
       </w:r>
     </w:p>
     <w:p>
       <w:r>
-        <w:t>【适用场景】“OA权限”用于处理终端基线相关的标准请求和异常。典型入口是日志出现连续告警，但该现象也可能由变更影响未完全隔离引起；因此员工必须先界定用户、环境、开始时间与影响面，再选择操作路径。测试、预发布与生产环境的记录不得混用，未确认对象身份时不得执行写操作。边界确认完成后，在工单摘要中注明本次不处理的相邻问题，避免后续人员把OA权限与其他场景合并判断。</w:t>
+        <w:t>【适用场景】“OA权限”用于处理OA权限事项相关的标准请求和异常。典型入口是登录失败且重试无效，但该现象也可能由依赖服务异常引起；因此员工必须先界定用户、环境、开始时间与影响面，再选择操作路径。测试、预发布与生产环境的记录不得混用，未确认对象身份时不得执行写操作。边界确认完成后，在工单摘要中注明本次不处理的相邻问题，避免后续人员把OA权限与其他场景合并判断。</w:t>
       </w:r>
     </w:p>
     <w:p>
@@ -1999,22 +1953,22 @@
     </w:p>
     <w:p>
       <w:r>
-        <w:t>【异常与升级】出现证书过期、连续两次验证失败或影响扩散时，员工立即停止重复操作并通知系统管理员。升级信息至少包括MFA令牌、影响范围、已做检查、当前假设和可执行回滚点；紧急处置可先隔离故障面，但事后必须补齐审批和操作日志。无法在本节边界内恢复时，转入事故响应流程而不是继续试错。升级不等同于移交责任，原经办人仍需保持信息连续，直到接手人明确复述现状、风险和下一验证动作。</w:t>
+        <w:t>【异常与升级】出现GitLab权限的适用条件、责任边界或版本口径被混淆、连续两次验证失败或影响扩散时，员工立即停止重复操作并通知系统管理员。升级信息至少包括GitLab权限事项、影响范围、已做检查、当前假设和可执行回滚点；紧急处置可先隔离故障面，但事后必须补齐审批和GitLab权限办理记录。无法在本节边界内恢复时，转入事故响应流程而不是继续试错。升级不等同于移交责任，原经办人仍需保持信息连续，直到接手人明确复述现状、风险和下一验证动作。</w:t>
       </w:r>
     </w:p>
     <w:p>
       <w:r>
-        <w:t>【收尾与附件】恢复后由系统管理员复核监控、访问控制和业务结果，员工在SSO平台关闭临时权限或绕行配置。工单附件应包含脱敏日志、验证截图、配置差异、回滚结果和时间线；附件名使用请求编号与日期，不上传口令、令牌或完整客户数据。值班交接只记录未决事项，已完成步骤不得作为后续轮次的默认假设。归档前删除本地临时副本，确认附件可由授权角色重放验证；仅用于讨论的草稿和过期截图标记为非证据材料。</w:t>
+        <w:t>【收尾与附件】恢复后由系统管理员复核监控、访问控制和业务结果，员工在服务台关闭临时权限或绕行配置。工单附件应包含脱敏日志、验证截图、配置差异、回滚结果和时间线；附件名使用请求编号与日期，不上传口令、令牌或完整客户数据。值班交接只记录未决事项，已完成步骤不得作为后续轮次的默认假设。归档前删除本地临时副本，确认附件可由授权角色重放验证；仅用于讨论的草稿和过期截图标记为非证据材料。</w:t>
       </w:r>
     </w:p>
     <w:p>
       <w:r>
-        <w:t>【适用场景】“GitLab权限”用于处理终端基线相关的标准请求和异常。典型入口是任务执行后状态未收敛，但该现象也可能由变更影响未完全隔离引起；因此系统管理员必须先界定用户、环境、开始时间与影响面，再选择操作路径。测试、预发布与生产环境的记录不得混用，未确认对象身份时不得执行写操作。边界确认完成后，在工单摘要中注明本次不处理的相邻问题，避免后续人员把GitLab权限与其他场景合并判断。</w:t>
+        <w:t>【适用场景】“GitLab权限”用于处理GitLab权限事项相关的标准请求和异常。典型入口是日志出现连续告警，但该现象也可能由配置未同步引起；因此系统管理员必须先界定用户、环境、开始时间与影响面，再选择操作路径。测试、预发布与生产环境的记录不得混用，未确认对象身份时不得执行写操作。边界确认完成后，在工单摘要中注明本次不处理的相邻问题，避免后续人员把GitLab权限与其他场景合并判断。</w:t>
       </w:r>
     </w:p>
     <w:p>
       <w:r>
-        <w:t>【前置检查】开始前由服务台工程师对照基线执行最小化验证，并在服务台核对设备证书的当前状态、最近变更和依赖健康度。员工负责确认权限与窗口是否有效。遇到信息缺失时先补充时间戳、请求编号和复现条件，不以截图代替原始日志，也不得为赶进度跳过只读检查。检查结论应写成可复核的事实，而不是“正常”“已看过”等模糊描述；取证时间与服务台时钟存在偏差时一并备注。</w:t>
+        <w:t>【前置检查】开始前由服务台工程师使用只读手段复核关键配置，并在SSO平台核对GitLab权限事项的当前状态、最近变更和依赖健康度。员工负责确认权限与窗口是否有效。遇到信息缺失时先补充时间戳、请求编号和复现条件，不以截图代替原始日志，也不得为赶进度跳过只读检查。检查结论应写成可复核的事实，而不是“正常”“已看过”等模糊描述；取证时间与SSO平台时钟存在偏差时一并备注。</w:t>
       </w:r>
     </w:p>
     <w:p>
@@ -2040,22 +1994,22 @@
     </w:p>
     <w:p>
       <w:r>
-        <w:t>【收尾与附件】恢复后由服务台工程师复核监控、访问控制和业务结果，系统管理员在服务台关闭临时权限或绕行配置。工单附件应包含脱敏日志、验证截图、配置差异、回滚结果和时间线；附件名使用请求编号与日期，不上传口令、令牌或完整客户数据。值班交接只记录未决事项，已完成步骤不得作为后续轮次的默认假设。归档前删除本地临时副本，确认附件可由授权角色重放验证；仅用于讨论的草稿和过期截图标记为非证据材料。</w:t>
+        <w:t>【收尾与附件】恢复后由服务台工程师复核监控、访问控制和业务结果，系统管理员在VPN网关关闭临时权限或绕行配置。工单附件应包含脱敏日志、验证截图、配置差异、回滚结果和时间线；附件名使用请求编号与日期，不上传口令、令牌或完整客户数据。值班交接只记录未决事项，已完成步骤不得作为后续轮次的默认假设。归档前删除本地临时副本，确认附件可由授权角色重放验证；仅用于讨论的草稿和过期截图标记为非证据材料。</w:t>
       </w:r>
     </w:p>
     <w:p>
       <w:r>
-        <w:t>【适用场景】“普通数据库权限”用于处理账号相关的标准请求和异常。典型入口是监控指标持续偏离基线，但该现象也可能由变更影响未完全隔离引起；因此项目Owner必须先界定用户、环境、开始时间与影响面，再选择操作路径。测试、预发布与生产环境的记录不得混用，未确认对象身份时不得执行写操作。边界确认完成后，在工单摘要中注明本次不处理的相邻问题，避免后续人员把普通数据库权限与其他场景合并判断。</w:t>
+        <w:t>【适用场景】“普通数据库权限”用于处理普通数据库权限事项相关的标准请求和异常。典型入口是日志出现连续告警，但该现象也可能由配置未同步引起；因此项目Owner必须先界定用户、环境、开始时间与影响面，再选择操作路径。测试、预发布与生产环境的记录不得混用，未确认对象身份时不得执行写操作。边界确认完成后，在工单摘要中注明本次不处理的相邻问题，避免后续人员把普通数据库权限与其他场景合并判断。</w:t>
       </w:r>
     </w:p>
     <w:p>
       <w:r>
-        <w:t>【前置检查】开始前由网络值班工程师保留原始日志并校验时间戳，并在VPN网关核对客户端日志的当前状态、最近变更和依赖健康度。服务台工程师负责确认权限与窗口是否有效。遇到信息缺失时先补充时间戳、请求编号和复现条件，不以截图代替原始日志，也不得为赶进度跳过只读检查。检查结论应写成可复核的事实，而不是“正常”“已看过”等模糊描述；取证时间与VPN网关时钟存在偏差时一并备注。</w:t>
+        <w:t>【前置检查】开始前由网络值班工程师核对最近变更与依赖状态，并在终端管理平台核对普通数据库权限事项的当前状态、最近变更和依赖健康度。服务台工程师负责确认权限与窗口是否有效。遇到信息缺失时先补充时间戳、请求编号和复现条件，不以截图代替原始日志，也不得为赶进度跳过只读检查。检查结论应写成可复核的事实，而不是“正常”“已看过”等模糊描述；取证时间与终端管理平台时钟存在偏差时一并备注。</w:t>
       </w:r>
     </w:p>
     <w:p>
       <w:r>
-        <w:t>【操作步骤】第一步保全时间线并建立基线；第二步按操作顺序逐项验证并记录结果；第三步以业务探针、监控指标和用户侧结果交叉验证。每一步都在SSO平台记录命令或动作、执行人、开始与结束时间。若结果与预期不一致，只允许回到上一已验证状态，禁止并行尝试多个不可逆方案。为降低操作扰动，验证样本应从小到大扩展，并在每个阶段设置停止条件；未达到停止条件前不进入下一阶段。</w:t>
+        <w:t>【操作步骤】第一步保全普通数据库权限办理记录并建立基线；第二步按操作顺序逐项验证并记录结果；第三步以业务探针、监控指标和用户侧结果交叉验证。每一步都在GitLab记录命令或动作、执行人、开始与结束时间。若结果与预期不一致，只允许回到上一已验证状态，禁止并行尝试多个不可逆方案。为降低操作扰动，验证样本应从小到大扩展，并在每个阶段设置停止条件；未达到停止条件前不进入下一阶段。</w:t>
       </w:r>
     </w:p>
     <w:p>
@@ -2342,22 +2296,22 @@
     </w:p>
     <w:p>
       <w:r>
-        <w:t>【适用场景】“角色复核”用于处理设备证书相关的标准请求和异常。典型入口是任务执行后状态未收敛，但该现象也可能由证书或凭据失效引起；因此系统管理员必须先界定用户、环境、开始时间与影响面，再选择操作路径。测试、预发布与生产环境的记录不得混用，未确认对象身份时不得执行写操作。边界确认完成后，在工单摘要中注明本次不处理的相邻问题，避免后续人员把角色复核与其他场景合并判断。</w:t>
+        <w:t>【适用场景】“角色复核”用于处理角色复核事项相关的标准请求和异常。典型入口是日志出现连续告警，但该现象也可能由配置未同步引起；因此系统管理员必须先界定用户、环境、开始时间与影响面，再选择操作路径。测试、预发布与生产环境的记录不得混用，未确认对象身份时不得执行写操作。边界确认完成后，在工单摘要中注明本次不处理的相邻问题，避免后续人员把角色复核与其他场景合并判断。</w:t>
       </w:r>
     </w:p>
     <w:p>
       <w:r>
-        <w:t>【前置检查】开始前由服务台工程师对照基线执行最小化验证，并在GitLab核对账号的当前状态、最近变更和依赖健康度。网络值班工程师负责确认权限与窗口是否有效。遇到信息缺失时先补充时间戳、请求编号和复现条件，不以截图代替原始日志，也不得为赶进度跳过只读检查。检查结论应写成可复核的事实，而不是“正常”“已看过”等模糊描述；取证时间与GitLab时钟存在偏差时一并备注。</w:t>
+        <w:t>【前置检查】开始前由服务台工程师使用只读手段复核关键配置，并在服务台核对角色复核事项的当前状态、最近变更和依赖健康度。网络值班工程师负责确认权限与窗口是否有效。遇到信息缺失时先补充时间戳、请求编号和复现条件，不以截图代替原始日志，也不得为赶进度跳过只读检查。检查结论应写成可复核的事实，而不是“正常”“已看过”等模糊描述；取证时间与服务台时钟存在偏差时一并备注。</w:t>
       </w:r>
     </w:p>
     <w:p>
       <w:r>
-        <w:t>【操作步骤】第一步保全留痕附件并建立基线；第二步恢复前准备可执行的回滚步骤；第三步以业务探针、监控指标和用户侧结果交叉验证。每一步都在服务台记录命令或动作、执行人、开始与结束时间。若结果与预期不一致，只允许回到上一已验证状态，禁止并行尝试多个不可逆方案。为降低操作扰动，验证样本应从小到大扩展，并在每个阶段设置停止条件；未达到停止条件前不进入下一阶段。</w:t>
+        <w:t>【操作步骤】第一步保全角色复核办理记录并建立基线；第二步恢复前准备可执行的回滚步骤；第三步以业务探针、监控指标和用户侧结果交叉验证。每一步都在GitLab记录命令或动作、执行人、开始与结束时间。若结果与预期不一致，只允许回到上一已验证状态，禁止并行尝试多个不可逆方案。为降低操作扰动，验证样本应从小到大扩展，并在每个阶段设置停止条件；未达到停止条件前不进入下一阶段。</w:t>
       </w:r>
     </w:p>
     <w:p>
       <w:r>
-        <w:t>【异常与升级】出现证书过期、连续两次验证失败或影响扩散时，系统管理员立即停止重复操作并通知员工。升级信息至少包括权限工单、影响范围、已做检查、当前假设和可执行回滚点；紧急处置可先隔离故障面，但事后必须补齐审批和交接清单。无法在本节边界内恢复时，转入事故响应流程而不是继续试错。升级不等同于移交责任，原经办人仍需保持信息连续，直到接手人明确复述现状、风险和下一验证动作。</w:t>
+        <w:t>【异常与升级】出现角色复核的适用条件、责任边界或版本口径被混淆、连续两次验证失败或影响扩散时，系统管理员立即停止重复操作并通知员工。升级信息至少包括角色复核事项、影响范围、已做检查、当前假设和可执行回滚点；紧急处置可先隔离故障面，但事后必须补齐审批和角色复核办理记录。无法在本节边界内恢复时，转入事故响应流程而不是继续试错。升级不等同于移交责任，原经办人仍需保持信息连续，直到接手人明确复述现状、风险和下一验证动作。</w:t>
       </w:r>
     </w:p>
     <w:p>
@@ -2383,17 +2337,17 @@
     </w:p>
     <w:p>
       <w:r>
-        <w:t>【前置检查】开始前由员工核对最近变更与依赖状态，并在GitLab核对MFA令牌的当前状态、最近变更和依赖健康度。系统管理员负责确认权限与窗口是否有效。遇到信息缺失时先补充时间戳、请求编号和复现条件，不以截图代替原始日志，也不得为赶进度跳过只读检查。检查结论应写成可复核的事实，而不是“正常”“已看过”等模糊描述；取证时间与GitLab时钟存在偏差时一并备注。</w:t>
+        <w:t>【前置检查】开始前由员工使用只读手段复核关键配置，并在VPN网关核对离职回收事项的当前状态、最近变更和依赖健康度。系统管理员负责确认权限与窗口是否有效。遇到信息缺失时先补充时间戳、请求编号和复现条件，不以截图代替原始日志，也不得为赶进度跳过只读检查。检查结论应写成可复核的事实，而不是“正常”“已看过”等模糊描述；取证时间与VPN网关时钟存在偏差时一并备注。</w:t>
       </w:r>
     </w:p>
     <w:p>
       <w:r>
-        <w:t>【操作步骤】第一步保全操作日志并建立基线；第二步在受控窗口执行修复；第三步以业务探针、监控指标和用户侧结果交叉验证。每一步都在SSO平台记录命令或动作、执行人、开始与结束时间。若结果与预期不一致，只允许回到上一已验证状态，禁止并行尝试多个不可逆方案。为降低操作扰动，验证样本应从小到大扩展，并在每个阶段设置停止条件；未达到停止条件前不进入下一阶段。</w:t>
+        <w:t>【操作步骤】第一步保全离职回收办理记录并建立基线；第二步由值班角色确认服务健康度；第三步以业务探针、监控指标和用户侧结果交叉验证。每一步都在服务台记录命令或动作、执行人、开始与结束时间。若结果与预期不一致，只允许回到上一已验证状态，禁止并行尝试多个不可逆方案。为降低操作扰动，验证样本应从小到大扩展，并在每个阶段设置停止条件；未达到停止条件前不进入下一阶段。</w:t>
       </w:r>
     </w:p>
     <w:p>
       <w:r>
-        <w:t>【异常与升级】出现权限残留、连续两次验证失败或影响扩散时，系统管理员立即停止重复操作并通知员工。升级信息至少包括终端基线、影响范围、已做检查、当前假设和可执行回滚点；紧急处置可先隔离故障面，但事后必须补齐审批和操作日志。无法在本节边界内恢复时，转入事故响应流程而不是继续试错。升级不等同于移交责任，原经办人仍需保持信息连续，直到接手人明确复述现状、风险和下一验证动作。</w:t>
+        <w:t>【异常与升级】出现离职回收的适用条件、责任边界或版本口径被混淆、连续两次验证失败或影响扩散时，系统管理员立即停止重复操作并通知员工。升级信息至少包括离职回收事项、影响范围、已做检查、当前假设和可执行回滚点；紧急处置可先隔离故障面，但事后必须补齐审批和离职回收办理记录。无法在本节边界内恢复时，转入事故响应流程而不是继续试错。升级不等同于移交责任，原经办人仍需保持信息连续，直到接手人明确复述现状、风险和下一验证动作。</w:t>
       </w:r>
     </w:p>
     <w:p>
@@ -2424,22 +2378,22 @@
     </w:p>
     <w:p>
       <w:r>
-        <w:t>【操作步骤】第一步保全操作日志并建立基线；第二步由值班角色确认服务健康度；第三步以业务探针、监控指标和用户侧结果交叉验证。每一步都在VPN网关记录命令或动作、执行人、开始与结束时间。若结果与预期不一致，只允许回到上一已验证状态，禁止并行尝试多个不可逆方案。为降低操作扰动，验证样本应从小到大扩展，并在每个阶段设置停止条件；未达到停止条件前不进入下一阶段。</w:t>
+        <w:t>【操作步骤】第一步保全生产权限边界办理记录并建立基线；第二步按操作顺序逐项验证并记录结果；第三步以业务探针、监控指标和用户侧结果交叉验证。每一步都在VPN网关记录命令或动作、执行人、开始与结束时间。若结果与预期不一致，只允许回到上一已验证状态，禁止并行尝试多个不可逆方案。为降低操作扰动，验证样本应从小到大扩展，并在每个阶段设置停止条件；未达到停止条件前不进入下一阶段。</w:t>
       </w:r>
     </w:p>
     <w:p>
       <w:r>
-        <w:t>【异常与升级】出现配置漂移、连续两次验证失败或影响扩散时，项目Owner立即停止重复操作并通知员工。升级信息至少包括权限工单、影响范围、已做检查、当前假设和可执行回滚点；紧急处置可先隔离故障面，但事后必须补齐审批和审批记录。无法在本节边界内恢复时，转入事故响应流程而不是继续试错。升级不等同于移交责任，原经办人仍需保持信息连续，直到接手人明确复述现状、风险和下一验证动作。</w:t>
+        <w:t>【异常与升级】出现生产权限边界的适用条件、责任边界或版本口径被混淆、连续两次验证失败或影响扩散时，项目Owner立即停止重复操作并通知员工。升级信息至少包括生产权限边界事项、影响范围、已做检查、当前假设和可执行回滚点；紧急处置可先隔离故障面，但事后必须补齐审批和生产权限边界办理记录。无法在本节边界内恢复时，转入事故响应流程而不是继续试错。升级不等同于移交责任，原经办人仍需保持信息连续，直到接手人明确复述现状、风险和下一验证动作。</w:t>
       </w:r>
     </w:p>
     <w:p>
       <w:r>
-        <w:t>权限工单必须区分OA权限、GitLab权限、普通数据库权限、生产数据库只读权限、生产数据库写权限和采购审批权限；一个流程的批准不得替代另一个控制域。</w:t>
+        <w:t>【收尾与附件】恢复后由员工复核监控、访问控制和业务结果，服务台工程师在SSO平台关闭临时权限或绕行配置。工单附件应包含脱敏日志、验证截图、配置差异、回滚结果和时间线；附件名使用请求编号与日期，不上传口令、令牌或完整客户数据。值班交接只记录未决事项，已完成步骤不得作为后续轮次的默认假设。归档前删除本地临时副本，确认附件可由授权角色重放验证；仅用于讨论的草稿和过期截图标记为非证据材料。</w:t>
       </w:r>
     </w:p>
     <w:p>
       <w:r>
-        <w:t>【适用场景】“生产权限边界”用于处理MFA令牌相关的标准请求和异常。典型入口是权限校验结果与预期不一致，但该现象也可能由网络路径发生漂移引起；因此系统管理员必须先界定用户、环境、开始时间与影响面，再选择操作路径。测试、预发布与生产环境的记录不得混用，未确认对象身份时不得执行写操作。边界确认完成后，在工单摘要中注明本次不处理的相邻问题，避免后续人员把生产权限边界与其他场景合并判断。</w:t>
+        <w:t>【适用场景】“生产权限边界”用于处理生产权限边界事项相关的标准请求和异常。典型入口是任务执行后状态未收敛，但该现象也可能由配置未同步引起；因此系统管理员必须先界定用户、环境、开始时间与影响面，再选择操作路径。测试、预发布与生产环境的记录不得混用，未确认对象身份时不得执行写操作。边界确认完成后，在工单摘要中注明本次不处理的相邻问题，避免后续人员把生产权限边界与其他场景合并判断。</w:t>
       </w:r>
     </w:p>
     <w:p>
@@ -2465,22 +2419,22 @@
     </w:p>
     <w:p>
       <w:r>
-        <w:t>【异常与升级】出现凭据失效、连续两次验证失败或影响扩散时，系统管理员立即停止重复操作并通知服务台工程师。升级信息至少包括权限工单、影响范围、已做检查、当前假设和可执行回滚点；紧急处置可先隔离故障面，但事后必须补齐审批和复核意见。无法在本节边界内恢复时，转入事故响应流程而不是继续试错。升级不等同于移交责任，原经办人仍需保持信息连续，直到接手人明确复述现状、风险和下一验证动作。</w:t>
+        <w:t>【异常与升级】出现审计与附录的适用条件、责任边界或版本口径被混淆、连续两次验证失败或影响扩散时，系统管理员立即停止重复操作并通知服务台工程师。升级信息至少包括审计与附录事项、影响范围、已做检查、当前假设和可执行回滚点；紧急处置可先隔离故障面，但事后必须补齐审批和审计与附录办理记录。无法在本节边界内恢复时，转入事故响应流程而不是继续试错。升级不等同于移交责任，原经办人仍需保持信息连续，直到接手人明确复述现状、风险和下一验证动作。</w:t>
       </w:r>
     </w:p>
     <w:p>
       <w:r>
-        <w:t>【收尾与附件】恢复后由系统管理员复核监控、访问控制和业务结果，服务台工程师在终端管理平台关闭临时权限或绕行配置。工单附件应包含脱敏日志、验证截图、配置差异、回滚结果和时间线；附件名使用请求编号与日期，不上传口令、令牌或完整客户数据。值班交接只记录未决事项，已完成步骤不得作为后续轮次的默认假设。归档前删除本地临时副本，确认附件可由授权角色重放验证；仅用于讨论的草稿和过期截图标记为非证据材料。</w:t>
+        <w:t>【收尾与附件】恢复后由系统管理员复核监控、访问控制和业务结果，服务台工程师在GitLab关闭临时权限或绕行配置。工单附件应包含脱敏日志、验证截图、配置差异、回滚结果和时间线；附件名使用请求编号与日期，不上传口令、令牌或完整客户数据。值班交接只记录未决事项，已完成步骤不得作为后续轮次的默认假设。归档前删除本地临时副本，确认附件可由授权角色重放验证；仅用于讨论的草稿和过期截图标记为非证据材料。</w:t>
       </w:r>
     </w:p>
     <w:p>
       <w:r>
-        <w:t>【适用场景】“审计与附录”用于处理终端基线相关的标准请求和异常。典型入口是任务执行后状态未收敛，但该现象也可能由配置未同步引起；因此系统管理员必须先界定用户、环境、开始时间与影响面，再选择操作路径。测试、预发布与生产环境的记录不得混用，未确认对象身份时不得执行写操作。边界确认完成后，在工单摘要中注明本次不处理的相邻问题，避免后续人员把审计与附录与其他场景合并判断。</w:t>
+        <w:t>【适用场景】“审计与附录”用于处理审计与附录事项相关的标准请求和异常。典型入口是权限校验结果与预期不一致，但该现象也可能由变更影响未完全隔离引起；因此系统管理员必须先界定用户、环境、开始时间与影响面，再选择操作路径。测试、预发布与生产环境的记录不得混用，未确认对象身份时不得执行写操作。边界确认完成后，在工单摘要中注明本次不处理的相邻问题，避免后续人员把审计与附录与其他场景合并判断。</w:t>
       </w:r>
     </w:p>
     <w:p>
       <w:r>
-        <w:t>【前置检查】开始前由系统管理员对照基线执行最小化验证，并在SSO平台核对MFA令牌的当前状态、最近变更和依赖健康度。服务台工程师负责确认权限与窗口是否有效。遇到信息缺失时先补充时间戳、请求编号和复现条件，不以截图代替原始日志，也不得为赶进度跳过只读检查。检查结论应写成可复核的事实，而不是“正常”“已看过”等模糊描述；取证时间与SSO平台时钟存在偏差时一并备注。</w:t>
+        <w:t>【前置检查】开始前由系统管理员核对最近变更与依赖状态，并在VPN网关核对审计与附录事项的当前状态、最近变更和依赖健康度。服务台工程师负责确认权限与窗口是否有效。遇到信息缺失时先补充时间戳、请求编号和复现条件，不以截图代替原始日志，也不得为赶进度跳过只读检查。检查结论应写成可复核的事实，而不是“正常”“已看过”等模糊描述；取证时间与VPN网关时钟存在偏差时一并备注。</w:t>
       </w:r>
     </w:p>
     <w:sectPr>
